--- a/About the company/Meaning of Quick Acuity & Services_v1 22 mar.docx
+++ b/About the company/Meaning of Quick Acuity & Services_v1 22 mar.docx
@@ -1,6 +1,6 @@
 
 <file path=word/document.xml><?xml version="1.0" encoding="utf-8"?>
-<w:document xmlns:wpc="http://schemas.microsoft.com/office/word/2010/wordprocessingCanvas" xmlns:cx="http://schemas.microsoft.com/office/drawing/2014/chartex" xmlns:cx1="http://schemas.microsoft.com/office/drawing/2015/9/8/chartex" xmlns:cx2="http://schemas.microsoft.com/office/drawing/2015/10/21/chartex" xmlns:cx3="http://schemas.microsoft.com/office/drawing/2016/5/9/chartex" xmlns:cx4="http://schemas.microsoft.com/office/drawing/2016/5/10/chartex" xmlns:cx5="http://schemas.microsoft.com/office/drawing/2016/5/11/chartex" xmlns:cx6="http://schemas.microsoft.com/office/drawing/2016/5/12/chartex" xmlns:cx7="http://schemas.microsoft.com/office/drawing/2016/5/13/chartex" xmlns:cx8="http://schemas.microsoft.com/office/drawing/2016/5/14/chartex" xmlns:mc="http://schemas.openxmlformats.org/markup-compatibility/2006" xmlns:aink="http://schemas.microsoft.com/office/drawing/2016/ink" xmlns:am3d="http://schemas.microsoft.com/office/drawing/2017/model3d" xmlns:o="urn:schemas-microsoft-com:office:office" xmlns:r="http://schemas.openxmlformats.org/officeDocument/2006/relationships" xmlns:m="http://schemas.openxmlformats.org/officeDocument/2006/math" xmlns:v="urn:schemas-microsoft-com:vml" xmlns:wp14="http://schemas.microsoft.com/office/word/2010/wordprocessingDrawing" xmlns:wp="http://schemas.openxmlformats.org/drawingml/2006/wordprocessingDrawing" xmlns:w10="urn:schemas-microsoft-com:office:word" xmlns:w="http://schemas.openxmlformats.org/wordprocessingml/2006/main" xmlns:w14="http://schemas.microsoft.com/office/word/2010/wordml" xmlns:w15="http://schemas.microsoft.com/office/word/2012/wordml" xmlns:w16cid="http://schemas.microsoft.com/office/word/2016/wordml/cid" xmlns:w16se="http://schemas.microsoft.com/office/word/2015/wordml/symex" xmlns:wpg="http://schemas.microsoft.com/office/word/2010/wordprocessingGroup" xmlns:wpi="http://schemas.microsoft.com/office/word/2010/wordprocessingInk" xmlns:wne="http://schemas.microsoft.com/office/word/2006/wordml" xmlns:wps="http://schemas.microsoft.com/office/word/2010/wordprocessingShape" mc:Ignorable="w14 w15 w16se w16cid wp14">
+<w:document xmlns:wpc="http://schemas.microsoft.com/office/word/2010/wordprocessingCanvas" xmlns:cx="http://schemas.microsoft.com/office/drawing/2014/chartex" xmlns:cx1="http://schemas.microsoft.com/office/drawing/2015/9/8/chartex" xmlns:cx2="http://schemas.microsoft.com/office/drawing/2015/10/21/chartex" xmlns:cx3="http://schemas.microsoft.com/office/drawing/2016/5/9/chartex" xmlns:cx4="http://schemas.microsoft.com/office/drawing/2016/5/10/chartex" xmlns:cx5="http://schemas.microsoft.com/office/drawing/2016/5/11/chartex" xmlns:cx6="http://schemas.microsoft.com/office/drawing/2016/5/12/chartex" xmlns:cx7="http://schemas.microsoft.com/office/drawing/2016/5/13/chartex" xmlns:cx8="http://schemas.microsoft.com/office/drawing/2016/5/14/chartex" xmlns:mc="http://schemas.openxmlformats.org/markup-compatibility/2006" xmlns:aink="http://schemas.microsoft.com/office/drawing/2016/ink" xmlns:am3d="http://schemas.microsoft.com/office/drawing/2017/model3d" xmlns:o="urn:schemas-microsoft-com:office:office" xmlns:oel="http://schemas.microsoft.com/office/2019/extlst" xmlns:r="http://schemas.openxmlformats.org/officeDocument/2006/relationships" xmlns:m="http://schemas.openxmlformats.org/officeDocument/2006/math" xmlns:v="urn:schemas-microsoft-com:vml" xmlns:wp14="http://schemas.microsoft.com/office/word/2010/wordprocessingDrawing" xmlns:wp="http://schemas.openxmlformats.org/drawingml/2006/wordprocessingDrawing" xmlns:w10="urn:schemas-microsoft-com:office:word" xmlns:w="http://schemas.openxmlformats.org/wordprocessingml/2006/main" xmlns:w14="http://schemas.microsoft.com/office/word/2010/wordml" xmlns:w15="http://schemas.microsoft.com/office/word/2012/wordml" xmlns:w16cex="http://schemas.microsoft.com/office/word/2018/wordml/cex" xmlns:w16cid="http://schemas.microsoft.com/office/word/2016/wordml/cid" xmlns:w16="http://schemas.microsoft.com/office/word/2018/wordml" xmlns:w16du="http://schemas.microsoft.com/office/word/2023/wordml/word16du" xmlns:w16sdtdh="http://schemas.microsoft.com/office/word/2020/wordml/sdtdatahash" xmlns:w16sdtfl="http://schemas.microsoft.com/office/word/2024/wordml/sdtformatlock" xmlns:w16se="http://schemas.microsoft.com/office/word/2015/wordml/symex" xmlns:wpg="http://schemas.microsoft.com/office/word/2010/wordprocessingGroup" xmlns:wpi="http://schemas.microsoft.com/office/word/2010/wordprocessingInk" xmlns:wne="http://schemas.microsoft.com/office/word/2006/wordml" xmlns:wps="http://schemas.microsoft.com/office/word/2010/wordprocessingShape" mc:Ignorable="w14 w15 w16se w16cid w16 w16cex w16sdtdh w16sdtfl w16du wp14">
   <w:body>
     <w:p>
       <w:pPr>
@@ -151,40 +151,17 @@
           <w:highlight w:val="red"/>
           <w:lang w:eastAsia="en-GB"/>
         </w:rPr>
-        <w:t xml:space="preserve">Clarity in Accounting confidence in </w:t>
-      </w:r>
-      <w:proofErr w:type="gramStart"/>
+        <w:t>Clarity in Accounting confidence in growth</w:t>
+      </w:r>
       <w:r>
         <w:rPr>
           <w:rFonts w:ascii="Arial" w:eastAsia="Times New Roman" w:hAnsi="Arial" w:cs="Arial"/>
           <w:b/>
           <w:bCs/>
           <w:kern w:val="36"/>
-          <w:highlight w:val="red"/>
-          <w:lang w:eastAsia="en-GB"/>
-        </w:rPr>
-        <w:t>growth</w:t>
-      </w:r>
-      <w:r>
-        <w:rPr>
-          <w:rFonts w:ascii="Arial" w:eastAsia="Times New Roman" w:hAnsi="Arial" w:cs="Arial"/>
-          <w:b/>
-          <w:bCs/>
-          <w:kern w:val="36"/>
-          <w:lang w:eastAsia="en-GB"/>
-        </w:rPr>
-        <w:t xml:space="preserve">  with</w:t>
-      </w:r>
-      <w:proofErr w:type="gramEnd"/>
-      <w:r>
-        <w:rPr>
-          <w:rFonts w:ascii="Arial" w:eastAsia="Times New Roman" w:hAnsi="Arial" w:cs="Arial"/>
-          <w:b/>
-          <w:bCs/>
-          <w:kern w:val="36"/>
-          <w:lang w:eastAsia="en-GB"/>
-        </w:rPr>
-        <w:t xml:space="preserve"> </w:t>
+          <w:lang w:eastAsia="en-GB"/>
+        </w:rPr>
+        <w:t xml:space="preserve">  with </w:t>
       </w:r>
       <w:r>
         <w:rPr>
@@ -195,98 +172,412 @@
           <w:highlight w:val="green"/>
           <w:lang w:eastAsia="en-GB"/>
         </w:rPr>
-        <w:t xml:space="preserve">Precision. </w:t>
-      </w:r>
-      <w:proofErr w:type="gramStart"/>
-      <w:r>
+        <w:t>Precision. Intelligence..   Global Advantage.    Enduring Boundless  Impact</w:t>
+      </w:r>
+    </w:p>
+    <w:p>
+      <w:pPr>
+        <w:spacing w:before="100" w:beforeAutospacing="1" w:after="100" w:afterAutospacing="1" w:line="240" w:lineRule="auto"/>
+        <w:outlineLvl w:val="0"/>
         <w:rPr>
           <w:rFonts w:ascii="Arial" w:eastAsia="Times New Roman" w:hAnsi="Arial" w:cs="Arial"/>
           <w:b/>
           <w:bCs/>
           <w:kern w:val="36"/>
+          <w:lang w:eastAsia="en-GB"/>
+        </w:rPr>
+      </w:pPr>
+    </w:p>
+    <w:p>
+      <w:pPr>
+        <w:spacing w:before="100" w:beforeAutospacing="1" w:after="100" w:afterAutospacing="1" w:line="240" w:lineRule="auto"/>
+        <w:outlineLvl w:val="0"/>
+        <w:rPr>
+          <w:rFonts w:ascii="Arial" w:eastAsia="Times New Roman" w:hAnsi="Arial" w:cs="Arial"/>
+          <w:b/>
+          <w:bCs/>
+          <w:kern w:val="36"/>
+          <w:lang w:eastAsia="en-GB"/>
+        </w:rPr>
+      </w:pPr>
+      <w:r>
+        <w:rPr>
+          <w:rFonts w:ascii="Arial" w:eastAsia="Times New Roman" w:hAnsi="Arial" w:cs="Arial"/>
+          <w:b/>
+          <w:bCs/>
+          <w:kern w:val="36"/>
+          <w:lang w:eastAsia="en-GB"/>
+        </w:rPr>
+        <w:t>1. About Us</w:t>
+      </w:r>
+    </w:p>
+    <w:p>
+      <w:pPr>
+        <w:spacing w:before="100" w:beforeAutospacing="1" w:after="100" w:afterAutospacing="1" w:line="240" w:lineRule="auto"/>
+        <w:jc w:val="both"/>
+        <w:rPr>
+          <w:rFonts w:ascii="Arial" w:eastAsia="Times New Roman" w:hAnsi="Arial" w:cs="Arial"/>
+          <w:kern w:val="0"/>
+          <w:lang w:eastAsia="en-GB"/>
+        </w:rPr>
+      </w:pPr>
+      <w:r>
+        <w:rPr>
+          <w:rFonts w:ascii="Arial" w:eastAsia="Times New Roman" w:hAnsi="Arial" w:cs="Arial"/>
+          <w:b/>
+          <w:bCs/>
+          <w:kern w:val="0"/>
+          <w:lang w:eastAsia="en-GB"/>
+        </w:rPr>
+        <w:t>QUICK ACUITY GLOBAL BUSINESS SOLUTIONS</w:t>
+      </w:r>
+      <w:r>
+        <w:rPr>
+          <w:rFonts w:ascii="Arial" w:eastAsia="Times New Roman" w:hAnsi="Arial" w:cs="Arial"/>
+          <w:kern w:val="0"/>
+          <w:lang w:eastAsia="en-GB"/>
+        </w:rPr>
+        <w:t xml:space="preserve"> is a global professional services firm providing integrated accounting,</w:t>
+      </w:r>
+      <w:r>
+        <w:rPr>
+          <w:rFonts w:ascii="Arial" w:eastAsia="Times New Roman" w:hAnsi="Arial" w:cs="Arial"/>
+          <w:kern w:val="0"/>
+          <w:lang w:eastAsia="en-GB"/>
+        </w:rPr>
+        <w:t xml:space="preserve"> cost</w:t>
+      </w:r>
+      <w:r>
+        <w:rPr>
+          <w:rFonts w:ascii="Arial" w:eastAsia="Times New Roman" w:hAnsi="Arial" w:cs="Arial"/>
+          <w:kern w:val="0"/>
+          <w:lang w:eastAsia="en-GB"/>
+        </w:rPr>
+        <w:t xml:space="preserve"> </w:t>
+      </w:r>
+      <w:r>
+        <w:rPr>
+          <w:rFonts w:ascii="Arial" w:eastAsia="Times New Roman" w:hAnsi="Arial" w:cs="Arial"/>
+          <w:kern w:val="0"/>
+          <w:lang w:eastAsia="en-GB"/>
+        </w:rPr>
+        <w:t>accounting</w:t>
+      </w:r>
+      <w:r>
+        <w:rPr>
+          <w:rFonts w:ascii="Arial" w:eastAsia="Times New Roman" w:hAnsi="Arial" w:cs="Arial"/>
+          <w:kern w:val="0"/>
+          <w:lang w:eastAsia="en-GB"/>
+        </w:rPr>
+        <w:t>,</w:t>
+      </w:r>
+      <w:r>
+        <w:rPr>
+          <w:rFonts w:ascii="Arial" w:eastAsia="Times New Roman" w:hAnsi="Arial" w:cs="Arial"/>
+          <w:kern w:val="0"/>
+          <w:lang w:eastAsia="en-GB"/>
+        </w:rPr>
+        <w:t xml:space="preserve"> advisory, and business support solutions to organizations operating in dynamic and competitive markets.</w:t>
+      </w:r>
+      <w:r>
+        <w:rPr>
+          <w:rFonts w:ascii="Arial" w:eastAsia="Times New Roman" w:hAnsi="Arial" w:cs="Arial"/>
+          <w:kern w:val="0"/>
+          <w:lang w:eastAsia="en-GB"/>
+        </w:rPr>
+        <w:t xml:space="preserve"> </w:t>
+      </w:r>
+    </w:p>
+    <w:p>
+      <w:pPr>
+        <w:spacing w:before="100" w:beforeAutospacing="1" w:after="100" w:afterAutospacing="1" w:line="240" w:lineRule="auto"/>
+        <w:jc w:val="both"/>
+        <w:rPr>
+          <w:rFonts w:ascii="Arial" w:eastAsia="Times New Roman" w:hAnsi="Arial" w:cs="Arial"/>
+          <w:kern w:val="0"/>
+          <w:lang w:eastAsia="en-GB"/>
+        </w:rPr>
+      </w:pPr>
+      <w:r>
+        <w:rPr>
+          <w:rFonts w:ascii="Arial" w:eastAsia="Times New Roman" w:hAnsi="Arial" w:cs="Arial"/>
+          <w:kern w:val="0"/>
+          <w:lang w:eastAsia="en-GB"/>
+        </w:rPr>
+        <w:t>We work with businesses, entrepreneurs, and institutions across industries to help them navigate financial complexity, strengthen governance, and unlock sustainable growth opportunities. Our firm combines deep professional expertise with a practical understanding of international business environments, enabling clients to make informed decisions with confidence.</w:t>
+      </w:r>
+    </w:p>
+    <w:p>
+      <w:pPr>
+        <w:spacing w:before="100" w:beforeAutospacing="1" w:after="100" w:afterAutospacing="1" w:line="240" w:lineRule="auto"/>
+        <w:jc w:val="both"/>
+        <w:rPr>
+          <w:rFonts w:ascii="Arial" w:eastAsia="Times New Roman" w:hAnsi="Arial" w:cs="Arial"/>
+          <w:kern w:val="0"/>
+          <w:lang w:eastAsia="en-GB"/>
+        </w:rPr>
+      </w:pPr>
+      <w:r>
+        <w:rPr>
+          <w:rFonts w:ascii="Arial" w:eastAsia="Times New Roman" w:hAnsi="Arial" w:cs="Arial"/>
+          <w:kern w:val="0"/>
+          <w:lang w:eastAsia="en-GB"/>
+        </w:rPr>
+        <w:t xml:space="preserve">Our approach is built on </w:t>
+      </w:r>
+      <w:r>
+        <w:rPr>
+          <w:rFonts w:ascii="Arial" w:eastAsia="Times New Roman" w:hAnsi="Arial" w:cs="Arial"/>
+          <w:kern w:val="0"/>
+          <w:lang w:eastAsia="en-GB"/>
+        </w:rPr>
+        <w:t>F</w:t>
+      </w:r>
+      <w:r>
+        <w:rPr>
+          <w:rFonts w:ascii="Arial" w:eastAsia="Times New Roman" w:hAnsi="Arial" w:cs="Arial"/>
+          <w:kern w:val="0"/>
+          <w:lang w:eastAsia="en-GB"/>
+        </w:rPr>
+        <w:t xml:space="preserve">ive </w:t>
+      </w:r>
+      <w:r>
+        <w:rPr>
+          <w:rFonts w:ascii="Arial" w:eastAsia="Times New Roman" w:hAnsi="Arial" w:cs="Arial"/>
+          <w:kern w:val="0"/>
+          <w:lang w:eastAsia="en-GB"/>
+        </w:rPr>
+        <w:t xml:space="preserve">core principles: </w:t>
+      </w:r>
+      <w:r>
+        <w:rPr>
+          <w:rFonts w:ascii="Arial" w:eastAsia="Times New Roman" w:hAnsi="Arial" w:cs="Arial"/>
+          <w:b/>
+          <w:kern w:val="0"/>
+          <w:highlight w:val="yellow"/>
+          <w:lang w:eastAsia="en-GB"/>
+        </w:rPr>
+        <w:t>Trust</w:t>
+      </w:r>
+      <w:r>
+        <w:rPr>
+          <w:rFonts w:ascii="Arial" w:eastAsia="Times New Roman" w:hAnsi="Arial" w:cs="Arial"/>
+          <w:b/>
+          <w:kern w:val="0"/>
+          <w:highlight w:val="yellow"/>
+          <w:lang w:eastAsia="en-GB"/>
+        </w:rPr>
+        <w:t>,</w:t>
+      </w:r>
+      <w:r>
+        <w:rPr>
+          <w:rFonts w:ascii="Arial" w:eastAsia="Times New Roman" w:hAnsi="Arial" w:cs="Arial"/>
+          <w:kern w:val="0"/>
+          <w:highlight w:val="yellow"/>
+          <w:lang w:eastAsia="en-GB"/>
+        </w:rPr>
+        <w:t xml:space="preserve"> </w:t>
+      </w:r>
+      <w:r>
+        <w:rPr>
+          <w:rFonts w:ascii="Arial" w:eastAsia="Times New Roman" w:hAnsi="Arial" w:cs="Arial"/>
+          <w:b/>
+          <w:kern w:val="0"/>
+          <w:highlight w:val="yellow"/>
+          <w:lang w:eastAsia="en-GB"/>
+        </w:rPr>
+        <w:t>Reliability</w:t>
+      </w:r>
+      <w:r>
+        <w:rPr>
+          <w:rFonts w:ascii="Arial" w:eastAsia="Times New Roman" w:hAnsi="Arial" w:cs="Arial"/>
+          <w:b/>
+          <w:bCs/>
+          <w:kern w:val="0"/>
+          <w:highlight w:val="yellow"/>
+          <w:lang w:eastAsia="en-GB"/>
+        </w:rPr>
+        <w:t xml:space="preserve">, </w:t>
+      </w:r>
+      <w:r>
+        <w:rPr>
+          <w:rFonts w:ascii="Arial" w:eastAsia="Times New Roman" w:hAnsi="Arial" w:cs="Arial"/>
+          <w:b/>
+          <w:bCs/>
+          <w:kern w:val="0"/>
+          <w:highlight w:val="yellow"/>
+          <w:lang w:eastAsia="en-GB"/>
+        </w:rPr>
+        <w:t>I</w:t>
+      </w:r>
+      <w:r>
+        <w:rPr>
+          <w:rFonts w:ascii="Arial" w:eastAsia="Times New Roman" w:hAnsi="Arial" w:cs="Arial"/>
+          <w:b/>
+          <w:bCs/>
+          <w:kern w:val="0"/>
+          <w:highlight w:val="yellow"/>
+          <w:lang w:eastAsia="en-GB"/>
+        </w:rPr>
+        <w:t>ntegrity,</w:t>
+      </w:r>
+      <w:r>
+        <w:rPr>
+          <w:rFonts w:ascii="Arial" w:eastAsia="Times New Roman" w:hAnsi="Arial" w:cs="Arial"/>
+          <w:b/>
+          <w:bCs/>
+          <w:kern w:val="0"/>
+          <w:highlight w:val="yellow"/>
+          <w:lang w:eastAsia="en-GB"/>
+        </w:rPr>
+        <w:t xml:space="preserve"> Quality</w:t>
+      </w:r>
+      <w:r>
+        <w:rPr>
+          <w:rFonts w:ascii="Arial" w:eastAsia="Times New Roman" w:hAnsi="Arial" w:cs="Arial"/>
+          <w:b/>
+          <w:bCs/>
+          <w:kern w:val="0"/>
+          <w:highlight w:val="yellow"/>
+          <w:lang w:eastAsia="en-GB"/>
+        </w:rPr>
+        <w:t xml:space="preserve"> and </w:t>
+      </w:r>
+      <w:r>
+        <w:rPr>
+          <w:rFonts w:ascii="Arial" w:eastAsia="Times New Roman" w:hAnsi="Arial" w:cs="Arial"/>
+          <w:b/>
+          <w:bCs/>
+          <w:kern w:val="0"/>
+          <w:highlight w:val="yellow"/>
+          <w:lang w:eastAsia="en-GB"/>
+        </w:rPr>
+        <w:t>S</w:t>
+      </w:r>
+      <w:r>
+        <w:rPr>
+          <w:rFonts w:ascii="Arial" w:eastAsia="Times New Roman" w:hAnsi="Arial" w:cs="Arial"/>
+          <w:b/>
+          <w:bCs/>
+          <w:kern w:val="0"/>
+          <w:highlight w:val="yellow"/>
+          <w:lang w:eastAsia="en-GB"/>
+        </w:rPr>
+        <w:t>trategic insight</w:t>
+      </w:r>
+      <w:r>
+        <w:rPr>
+          <w:rFonts w:ascii="Arial" w:eastAsia="Times New Roman" w:hAnsi="Arial" w:cs="Arial"/>
+          <w:kern w:val="0"/>
+          <w:highlight w:val="yellow"/>
+          <w:lang w:eastAsia="en-GB"/>
+        </w:rPr>
+        <w:t>.</w:t>
+      </w:r>
+      <w:r>
+        <w:rPr>
+          <w:rFonts w:ascii="Arial" w:eastAsia="Times New Roman" w:hAnsi="Arial" w:cs="Arial"/>
+          <w:kern w:val="0"/>
+          <w:lang w:eastAsia="en-GB"/>
+        </w:rPr>
+        <w:t xml:space="preserve"> We believe financial information should not only ensure compliance but also serve as a powerful tool for business intelligence and strategic planning</w:t>
+      </w:r>
+      <w:r>
+        <w:rPr>
+          <w:rFonts w:ascii="Arial" w:eastAsia="Times New Roman" w:hAnsi="Arial" w:cs="Arial"/>
+          <w:kern w:val="0"/>
+          <w:lang w:eastAsia="en-GB"/>
+        </w:rPr>
+        <w:t xml:space="preserve"> </w:t>
+      </w:r>
+      <w:r>
+        <w:rPr>
+          <w:rFonts w:ascii="Arial" w:eastAsia="Times New Roman" w:hAnsi="Arial" w:cs="Arial"/>
+          <w:kern w:val="0"/>
           <w:highlight w:val="green"/>
           <w:lang w:eastAsia="en-GB"/>
         </w:rPr>
-        <w:t>Intelligence..</w:t>
-      </w:r>
-      <w:proofErr w:type="gramEnd"/>
-      <w:r>
-        <w:rPr>
-          <w:rFonts w:ascii="Arial" w:eastAsia="Times New Roman" w:hAnsi="Arial" w:cs="Arial"/>
-          <w:b/>
-          <w:bCs/>
-          <w:kern w:val="36"/>
-          <w:highlight w:val="green"/>
-          <w:lang w:eastAsia="en-GB"/>
-        </w:rPr>
-        <w:t xml:space="preserve">   Global Advantage.    Enduring </w:t>
-      </w:r>
-      <w:proofErr w:type="gramStart"/>
-      <w:r>
-        <w:rPr>
-          <w:rFonts w:ascii="Arial" w:eastAsia="Times New Roman" w:hAnsi="Arial" w:cs="Arial"/>
-          <w:b/>
-          <w:bCs/>
-          <w:kern w:val="36"/>
-          <w:highlight w:val="green"/>
-          <w:lang w:eastAsia="en-GB"/>
-        </w:rPr>
-        <w:t>Boundless  Impact</w:t>
-      </w:r>
-      <w:proofErr w:type="gramEnd"/>
-    </w:p>
-    <w:p>
-      <w:pPr>
-        <w:spacing w:before="100" w:beforeAutospacing="1" w:after="100" w:afterAutospacing="1" w:line="240" w:lineRule="auto"/>
-        <w:outlineLvl w:val="0"/>
-        <w:rPr>
-          <w:rFonts w:ascii="Arial" w:eastAsia="Times New Roman" w:hAnsi="Arial" w:cs="Arial"/>
-          <w:b/>
-          <w:bCs/>
-          <w:kern w:val="36"/>
-          <w:lang w:eastAsia="en-GB"/>
-        </w:rPr>
-      </w:pPr>
-    </w:p>
-    <w:p>
-      <w:pPr>
-        <w:spacing w:before="100" w:beforeAutospacing="1" w:after="100" w:afterAutospacing="1" w:line="240" w:lineRule="auto"/>
-        <w:outlineLvl w:val="0"/>
-        <w:rPr>
-          <w:rFonts w:ascii="Arial" w:eastAsia="Times New Roman" w:hAnsi="Arial" w:cs="Arial"/>
-          <w:b/>
-          <w:bCs/>
-          <w:kern w:val="36"/>
-          <w:lang w:eastAsia="en-GB"/>
-        </w:rPr>
-      </w:pPr>
-      <w:r>
-        <w:rPr>
-          <w:rFonts w:ascii="Arial" w:eastAsia="Times New Roman" w:hAnsi="Arial" w:cs="Arial"/>
-          <w:b/>
-          <w:bCs/>
-          <w:kern w:val="36"/>
-          <w:lang w:eastAsia="en-GB"/>
-        </w:rPr>
-        <w:t>1. About Us</w:t>
-      </w:r>
-    </w:p>
-    <w:p>
-      <w:pPr>
-        <w:spacing w:before="100" w:beforeAutospacing="1" w:after="100" w:afterAutospacing="1" w:line="240" w:lineRule="auto"/>
-        <w:jc w:val="both"/>
-        <w:rPr>
-          <w:rFonts w:ascii="Arial" w:eastAsia="Times New Roman" w:hAnsi="Arial" w:cs="Arial"/>
-          <w:kern w:val="0"/>
-          <w:lang w:eastAsia="en-GB"/>
-        </w:rPr>
-      </w:pPr>
-      <w:r>
-        <w:rPr>
-          <w:rFonts w:ascii="Arial" w:eastAsia="Times New Roman" w:hAnsi="Arial" w:cs="Arial"/>
-          <w:b/>
-          <w:bCs/>
-          <w:kern w:val="0"/>
+        <w:t>with expectation of all stakeholders</w:t>
+      </w:r>
+      <w:r>
+        <w:rPr>
+          <w:rFonts w:ascii="Arial" w:eastAsia="Times New Roman" w:hAnsi="Arial" w:cs="Arial"/>
+          <w:kern w:val="0"/>
+          <w:highlight w:val="yellow"/>
+          <w:lang w:eastAsia="en-GB"/>
+        </w:rPr>
+        <w:t>. By integrating accounting expertise, analytical capabilities, and advisory insight, we support organizations in transforming financial data into meaningful value</w:t>
+      </w:r>
+      <w:r>
+        <w:rPr>
+          <w:rFonts w:ascii="Arial" w:eastAsia="Times New Roman" w:hAnsi="Arial" w:cs="Arial"/>
+          <w:kern w:val="0"/>
+          <w:highlight w:val="yellow"/>
+          <w:lang w:eastAsia="en-GB"/>
+        </w:rPr>
+        <w:t xml:space="preserve"> for all stakeholders</w:t>
+      </w:r>
+      <w:r>
+        <w:rPr>
+          <w:rFonts w:ascii="Arial" w:eastAsia="Times New Roman" w:hAnsi="Arial" w:cs="Arial"/>
+          <w:kern w:val="0"/>
+          <w:lang w:eastAsia="en-GB"/>
+        </w:rPr>
+        <w:t>.</w:t>
+      </w:r>
+    </w:p>
+    <w:p>
+      <w:pPr>
+        <w:spacing w:before="100" w:beforeAutospacing="1" w:after="100" w:afterAutospacing="1" w:line="240" w:lineRule="auto"/>
+        <w:rPr>
+          <w:rFonts w:ascii="Arial" w:eastAsia="Times New Roman" w:hAnsi="Arial" w:cs="Arial"/>
+          <w:kern w:val="0"/>
+          <w:lang w:eastAsia="en-GB"/>
+        </w:rPr>
+      </w:pPr>
+      <w:r>
+        <w:rPr>
+          <w:rFonts w:ascii="Arial" w:eastAsia="Times New Roman" w:hAnsi="Arial" w:cs="Arial"/>
+          <w:kern w:val="0"/>
+          <w:highlight w:val="yellow"/>
+          <w:lang w:eastAsia="en-GB"/>
+        </w:rPr>
+        <w:t>Operating with a global outlook, our team delivers services that align with international standards while remaining responsive to the specific needs of each client. Whether supporting established enterprises, emerging businesses, or international investors, we focus on building long-term professional relationships grounded in trust, reliability, and measurable results</w:t>
+      </w:r>
+      <w:r>
+        <w:rPr>
+          <w:rFonts w:ascii="Arial" w:eastAsia="Times New Roman" w:hAnsi="Arial" w:cs="Arial"/>
+          <w:kern w:val="0"/>
+          <w:lang w:eastAsia="en-GB"/>
+        </w:rPr>
+        <w:t>.</w:t>
+      </w:r>
+    </w:p>
+    <w:p>
+      <w:pPr>
+        <w:spacing w:before="100" w:beforeAutospacing="1" w:after="100" w:afterAutospacing="1" w:line="240" w:lineRule="auto"/>
+        <w:rPr>
+          <w:rFonts w:ascii="Arial" w:eastAsia="Times New Roman" w:hAnsi="Arial" w:cs="Arial"/>
+          <w:kern w:val="0"/>
+          <w:lang w:eastAsia="en-GB"/>
+        </w:rPr>
+      </w:pPr>
+      <w:r>
+        <w:rPr>
+          <w:rFonts w:ascii="Arial" w:eastAsia="Times New Roman" w:hAnsi="Arial" w:cs="Arial"/>
+          <w:kern w:val="0"/>
+          <w:highlight w:val="yellow"/>
+          <w:lang w:eastAsia="en-GB"/>
+        </w:rPr>
+        <w:t xml:space="preserve">At </w:t>
+      </w:r>
+      <w:r>
+        <w:rPr>
+          <w:rFonts w:ascii="Arial" w:eastAsia="Times New Roman" w:hAnsi="Arial" w:cs="Arial"/>
+          <w:b/>
+          <w:bCs/>
+          <w:kern w:val="0"/>
+          <w:highlight w:val="yellow"/>
           <w:lang w:eastAsia="en-GB"/>
         </w:rPr>
         <w:t>QUICK ACUITY GLOBAL BUSINESS SOLUTIONS</w:t>
@@ -295,158 +586,41 @@
         <w:rPr>
           <w:rFonts w:ascii="Arial" w:eastAsia="Times New Roman" w:hAnsi="Arial" w:cs="Arial"/>
           <w:kern w:val="0"/>
-          <w:lang w:eastAsia="en-GB"/>
-        </w:rPr>
-        <w:t xml:space="preserve"> is a global professional services firm providing integrated accounting,</w:t>
-      </w:r>
-      <w:r>
-        <w:rPr>
-          <w:rFonts w:ascii="Arial" w:eastAsia="Times New Roman" w:hAnsi="Arial" w:cs="Arial"/>
-          <w:kern w:val="0"/>
-          <w:lang w:eastAsia="en-GB"/>
-        </w:rPr>
-        <w:t xml:space="preserve"> cost</w:t>
-      </w:r>
-      <w:r>
-        <w:rPr>
-          <w:rFonts w:ascii="Arial" w:eastAsia="Times New Roman" w:hAnsi="Arial" w:cs="Arial"/>
-          <w:kern w:val="0"/>
-          <w:lang w:eastAsia="en-GB"/>
-        </w:rPr>
-        <w:t xml:space="preserve"> </w:t>
-      </w:r>
-      <w:r>
-        <w:rPr>
-          <w:rFonts w:ascii="Arial" w:eastAsia="Times New Roman" w:hAnsi="Arial" w:cs="Arial"/>
-          <w:kern w:val="0"/>
-          <w:lang w:eastAsia="en-GB"/>
-        </w:rPr>
-        <w:t>accounting</w:t>
-      </w:r>
-      <w:r>
-        <w:rPr>
-          <w:rFonts w:ascii="Arial" w:eastAsia="Times New Roman" w:hAnsi="Arial" w:cs="Arial"/>
-          <w:kern w:val="0"/>
-          <w:lang w:eastAsia="en-GB"/>
-        </w:rPr>
-        <w:t>,</w:t>
-      </w:r>
-      <w:r>
-        <w:rPr>
-          <w:rFonts w:ascii="Arial" w:eastAsia="Times New Roman" w:hAnsi="Arial" w:cs="Arial"/>
-          <w:kern w:val="0"/>
-          <w:lang w:eastAsia="en-GB"/>
-        </w:rPr>
-        <w:t xml:space="preserve"> advisory, and business support solutions to organizations operating in dynamic and competitive markets.</w:t>
-      </w:r>
-      <w:r>
-        <w:rPr>
-          <w:rFonts w:ascii="Arial" w:eastAsia="Times New Roman" w:hAnsi="Arial" w:cs="Arial"/>
-          <w:kern w:val="0"/>
-          <w:lang w:eastAsia="en-GB"/>
-        </w:rPr>
-        <w:t xml:space="preserve"> </w:t>
-      </w:r>
-    </w:p>
-    <w:p>
-      <w:pPr>
-        <w:spacing w:before="100" w:beforeAutospacing="1" w:after="100" w:afterAutospacing="1" w:line="240" w:lineRule="auto"/>
-        <w:jc w:val="both"/>
-        <w:rPr>
-          <w:rFonts w:ascii="Arial" w:eastAsia="Times New Roman" w:hAnsi="Arial" w:cs="Arial"/>
-          <w:kern w:val="0"/>
-          <w:lang w:eastAsia="en-GB"/>
-        </w:rPr>
-      </w:pPr>
-      <w:r>
-        <w:rPr>
-          <w:rFonts w:ascii="Arial" w:eastAsia="Times New Roman" w:hAnsi="Arial" w:cs="Arial"/>
-          <w:kern w:val="0"/>
-          <w:lang w:eastAsia="en-GB"/>
-        </w:rPr>
-        <w:t>We work with businesses, entrepreneurs, and institutions across industries to help them navigate financial complexity, strengthen governance, and unlock sustainable growth opportunities. Our firm combines deep professional expertise with a practical understanding of international business environments, enabling clients to make informed decisions with confidence.</w:t>
-      </w:r>
-    </w:p>
-    <w:p>
-      <w:pPr>
-        <w:spacing w:before="100" w:beforeAutospacing="1" w:after="100" w:afterAutospacing="1" w:line="240" w:lineRule="auto"/>
-        <w:jc w:val="both"/>
-        <w:rPr>
-          <w:rFonts w:ascii="Arial" w:eastAsia="Times New Roman" w:hAnsi="Arial" w:cs="Arial"/>
-          <w:kern w:val="0"/>
-          <w:lang w:eastAsia="en-GB"/>
-        </w:rPr>
-      </w:pPr>
-      <w:r>
-        <w:rPr>
-          <w:rFonts w:ascii="Arial" w:eastAsia="Times New Roman" w:hAnsi="Arial" w:cs="Arial"/>
-          <w:kern w:val="0"/>
-          <w:lang w:eastAsia="en-GB"/>
-        </w:rPr>
-        <w:t xml:space="preserve">Our approach is built on </w:t>
-      </w:r>
-      <w:r>
-        <w:rPr>
-          <w:rFonts w:ascii="Arial" w:eastAsia="Times New Roman" w:hAnsi="Arial" w:cs="Arial"/>
-          <w:kern w:val="0"/>
-          <w:lang w:eastAsia="en-GB"/>
-        </w:rPr>
-        <w:t>F</w:t>
-      </w:r>
-      <w:r>
-        <w:rPr>
-          <w:rFonts w:ascii="Arial" w:eastAsia="Times New Roman" w:hAnsi="Arial" w:cs="Arial"/>
-          <w:kern w:val="0"/>
-          <w:lang w:eastAsia="en-GB"/>
-        </w:rPr>
-        <w:t xml:space="preserve">ive </w:t>
-      </w:r>
-      <w:r>
-        <w:rPr>
-          <w:rFonts w:ascii="Arial" w:eastAsia="Times New Roman" w:hAnsi="Arial" w:cs="Arial"/>
-          <w:kern w:val="0"/>
-          <w:lang w:eastAsia="en-GB"/>
-        </w:rPr>
-        <w:t xml:space="preserve">core principles: </w:t>
-      </w:r>
-      <w:r>
-        <w:rPr>
-          <w:rFonts w:ascii="Arial" w:eastAsia="Times New Roman" w:hAnsi="Arial" w:cs="Arial"/>
-          <w:b/>
-          <w:kern w:val="0"/>
           <w:highlight w:val="yellow"/>
           <w:lang w:eastAsia="en-GB"/>
         </w:rPr>
-        <w:t>Trust</w:t>
-      </w:r>
-      <w:r>
-        <w:rPr>
-          <w:rFonts w:ascii="Arial" w:eastAsia="Times New Roman" w:hAnsi="Arial" w:cs="Arial"/>
-          <w:b/>
+        <w:t xml:space="preserve">, our objective </w:t>
+      </w:r>
+      <w:r>
+        <w:rPr>
+          <w:rFonts w:ascii="Arial" w:eastAsia="Times New Roman" w:hAnsi="Arial" w:cs="Arial"/>
           <w:kern w:val="0"/>
           <w:highlight w:val="yellow"/>
           <w:lang w:eastAsia="en-GB"/>
         </w:rPr>
-        <w:t>,</w:t>
-      </w:r>
-      <w:r>
-        <w:rPr>
-          <w:rFonts w:ascii="Arial" w:eastAsia="Times New Roman" w:hAnsi="Arial" w:cs="Arial"/>
+        <w:t xml:space="preserve">is </w:t>
+      </w:r>
+      <w:r>
+        <w:rPr>
+          <w:rFonts w:ascii="Arial" w:eastAsia="Times New Roman" w:hAnsi="Arial" w:cs="Arial"/>
+          <w:b/>
+          <w:bCs/>
           <w:kern w:val="0"/>
           <w:highlight w:val="yellow"/>
           <w:lang w:eastAsia="en-GB"/>
         </w:rPr>
-        <w:t xml:space="preserve"> </w:t>
-      </w:r>
-      <w:r>
-        <w:rPr>
-          <w:rFonts w:ascii="Arial" w:eastAsia="Times New Roman" w:hAnsi="Arial" w:cs="Arial"/>
-          <w:b/>
+        <w:t xml:space="preserve">to provide professional </w:t>
+      </w:r>
+      <w:r>
+        <w:rPr>
+          <w:rFonts w:ascii="Arial" w:eastAsia="Times New Roman" w:hAnsi="Arial" w:cs="Arial"/>
+          <w:b/>
+          <w:bCs/>
           <w:kern w:val="0"/>
           <w:highlight w:val="yellow"/>
           <w:lang w:eastAsia="en-GB"/>
         </w:rPr>
-        <w:t>Reliability</w:t>
+        <w:t>support</w:t>
       </w:r>
       <w:r>
         <w:rPr>
@@ -457,7 +631,7 @@
           <w:highlight w:val="yellow"/>
           <w:lang w:eastAsia="en-GB"/>
         </w:rPr>
-        <w:t xml:space="preserve">, </w:t>
+        <w:t xml:space="preserve"> that enables </w:t>
       </w:r>
       <w:r>
         <w:rPr>
@@ -468,7 +642,7 @@
           <w:highlight w:val="yellow"/>
           <w:lang w:eastAsia="en-GB"/>
         </w:rPr>
-        <w:t>I</w:t>
+        <w:t xml:space="preserve">successful </w:t>
       </w:r>
       <w:r>
         <w:rPr>
@@ -479,7 +653,7 @@
           <w:highlight w:val="yellow"/>
           <w:lang w:eastAsia="en-GB"/>
         </w:rPr>
-        <w:t>ntegrity,</w:t>
+        <w:t xml:space="preserve">businesses to grow </w:t>
       </w:r>
       <w:r>
         <w:rPr>
@@ -490,7 +664,7 @@
           <w:highlight w:val="yellow"/>
           <w:lang w:eastAsia="en-GB"/>
         </w:rPr>
-        <w:t xml:space="preserve"> Quality</w:t>
+        <w:t xml:space="preserve">with </w:t>
       </w:r>
       <w:r>
         <w:rPr>
@@ -501,7 +675,7 @@
           <w:highlight w:val="yellow"/>
           <w:lang w:eastAsia="en-GB"/>
         </w:rPr>
-        <w:t xml:space="preserve"> and </w:t>
+        <w:t xml:space="preserve">value and </w:t>
       </w:r>
       <w:r>
         <w:rPr>
@@ -512,7 +686,7 @@
           <w:highlight w:val="yellow"/>
           <w:lang w:eastAsia="en-GB"/>
         </w:rPr>
-        <w:t>S</w:t>
+        <w:t>wealth</w:t>
       </w:r>
       <w:r>
         <w:rPr>
@@ -523,240 +697,6 @@
           <w:highlight w:val="yellow"/>
           <w:lang w:eastAsia="en-GB"/>
         </w:rPr>
-        <w:t>trategic insight</w:t>
-      </w:r>
-      <w:r>
-        <w:rPr>
-          <w:rFonts w:ascii="Arial" w:eastAsia="Times New Roman" w:hAnsi="Arial" w:cs="Arial"/>
-          <w:kern w:val="0"/>
-          <w:highlight w:val="yellow"/>
-          <w:lang w:eastAsia="en-GB"/>
-        </w:rPr>
-        <w:t>.</w:t>
-      </w:r>
-      <w:r>
-        <w:rPr>
-          <w:rFonts w:ascii="Arial" w:eastAsia="Times New Roman" w:hAnsi="Arial" w:cs="Arial"/>
-          <w:kern w:val="0"/>
-          <w:lang w:eastAsia="en-GB"/>
-        </w:rPr>
-        <w:t xml:space="preserve"> We believe financial information should not only ensure compliance but also serve as a powerful tool for business intelligence and strategic planning</w:t>
-      </w:r>
-      <w:r>
-        <w:rPr>
-          <w:rFonts w:ascii="Arial" w:eastAsia="Times New Roman" w:hAnsi="Arial" w:cs="Arial"/>
-          <w:kern w:val="0"/>
-          <w:lang w:eastAsia="en-GB"/>
-        </w:rPr>
-        <w:t xml:space="preserve"> </w:t>
-      </w:r>
-      <w:r>
-        <w:rPr>
-          <w:rFonts w:ascii="Arial" w:eastAsia="Times New Roman" w:hAnsi="Arial" w:cs="Arial"/>
-          <w:kern w:val="0"/>
-          <w:highlight w:val="green"/>
-          <w:lang w:eastAsia="en-GB"/>
-        </w:rPr>
-        <w:t>with expectation of all stakeholders</w:t>
-      </w:r>
-      <w:r>
-        <w:rPr>
-          <w:rFonts w:ascii="Arial" w:eastAsia="Times New Roman" w:hAnsi="Arial" w:cs="Arial"/>
-          <w:kern w:val="0"/>
-          <w:highlight w:val="yellow"/>
-          <w:lang w:eastAsia="en-GB"/>
-        </w:rPr>
-        <w:t>. By integrating accounting expertise, analytical capabilities, and advisory insight, we support organizations in transforming financial data into meaningful value</w:t>
-      </w:r>
-      <w:r>
-        <w:rPr>
-          <w:rFonts w:ascii="Arial" w:eastAsia="Times New Roman" w:hAnsi="Arial" w:cs="Arial"/>
-          <w:kern w:val="0"/>
-          <w:highlight w:val="yellow"/>
-          <w:lang w:eastAsia="en-GB"/>
-        </w:rPr>
-        <w:t xml:space="preserve"> for all stakeholders</w:t>
-      </w:r>
-      <w:r>
-        <w:rPr>
-          <w:rFonts w:ascii="Arial" w:eastAsia="Times New Roman" w:hAnsi="Arial" w:cs="Arial"/>
-          <w:kern w:val="0"/>
-          <w:lang w:eastAsia="en-GB"/>
-        </w:rPr>
-        <w:t>.</w:t>
-      </w:r>
-    </w:p>
-    <w:p>
-      <w:pPr>
-        <w:spacing w:before="100" w:beforeAutospacing="1" w:after="100" w:afterAutospacing="1" w:line="240" w:lineRule="auto"/>
-        <w:rPr>
-          <w:rFonts w:ascii="Arial" w:eastAsia="Times New Roman" w:hAnsi="Arial" w:cs="Arial"/>
-          <w:kern w:val="0"/>
-          <w:lang w:eastAsia="en-GB"/>
-        </w:rPr>
-      </w:pPr>
-      <w:r>
-        <w:rPr>
-          <w:rFonts w:ascii="Arial" w:eastAsia="Times New Roman" w:hAnsi="Arial" w:cs="Arial"/>
-          <w:kern w:val="0"/>
-          <w:highlight w:val="yellow"/>
-          <w:lang w:eastAsia="en-GB"/>
-        </w:rPr>
-        <w:t>Operating with a global outlook, our team delivers services that align with international standards while remaining responsive to the specific needs of each client. Whether supporting established enterprises, emerging businesses, or international investors, we focus on building long-term professional relationships grounded in trust, reliability, and measurable results</w:t>
-      </w:r>
-      <w:r>
-        <w:rPr>
-          <w:rFonts w:ascii="Arial" w:eastAsia="Times New Roman" w:hAnsi="Arial" w:cs="Arial"/>
-          <w:kern w:val="0"/>
-          <w:lang w:eastAsia="en-GB"/>
-        </w:rPr>
-        <w:t>.</w:t>
-      </w:r>
-    </w:p>
-    <w:p>
-      <w:pPr>
-        <w:spacing w:before="100" w:beforeAutospacing="1" w:after="100" w:afterAutospacing="1" w:line="240" w:lineRule="auto"/>
-        <w:rPr>
-          <w:rFonts w:ascii="Arial" w:eastAsia="Times New Roman" w:hAnsi="Arial" w:cs="Arial"/>
-          <w:kern w:val="0"/>
-          <w:lang w:eastAsia="en-GB"/>
-        </w:rPr>
-      </w:pPr>
-      <w:r>
-        <w:rPr>
-          <w:rFonts w:ascii="Arial" w:eastAsia="Times New Roman" w:hAnsi="Arial" w:cs="Arial"/>
-          <w:kern w:val="0"/>
-          <w:highlight w:val="yellow"/>
-          <w:lang w:eastAsia="en-GB"/>
-        </w:rPr>
-        <w:t xml:space="preserve">At </w:t>
-      </w:r>
-      <w:r>
-        <w:rPr>
-          <w:rFonts w:ascii="Arial" w:eastAsia="Times New Roman" w:hAnsi="Arial" w:cs="Arial"/>
-          <w:b/>
-          <w:bCs/>
-          <w:kern w:val="0"/>
-          <w:highlight w:val="yellow"/>
-          <w:lang w:eastAsia="en-GB"/>
-        </w:rPr>
-        <w:t>QUICK ACUITY GLOBAL BUSINESS SOLUTIONS</w:t>
-      </w:r>
-      <w:r>
-        <w:rPr>
-          <w:rFonts w:ascii="Arial" w:eastAsia="Times New Roman" w:hAnsi="Arial" w:cs="Arial"/>
-          <w:kern w:val="0"/>
-          <w:highlight w:val="yellow"/>
-          <w:lang w:eastAsia="en-GB"/>
-        </w:rPr>
-        <w:t xml:space="preserve">, our objective </w:t>
-      </w:r>
-      <w:r>
-        <w:rPr>
-          <w:rFonts w:ascii="Arial" w:eastAsia="Times New Roman" w:hAnsi="Arial" w:cs="Arial"/>
-          <w:kern w:val="0"/>
-          <w:highlight w:val="yellow"/>
-          <w:lang w:eastAsia="en-GB"/>
-        </w:rPr>
-        <w:t xml:space="preserve">is </w:t>
-      </w:r>
-      <w:r>
-        <w:rPr>
-          <w:rFonts w:ascii="Arial" w:eastAsia="Times New Roman" w:hAnsi="Arial" w:cs="Arial"/>
-          <w:b/>
-          <w:bCs/>
-          <w:kern w:val="0"/>
-          <w:highlight w:val="yellow"/>
-          <w:lang w:eastAsia="en-GB"/>
-        </w:rPr>
-        <w:t xml:space="preserve">to provide professional </w:t>
-      </w:r>
-      <w:r>
-        <w:rPr>
-          <w:rFonts w:ascii="Arial" w:eastAsia="Times New Roman" w:hAnsi="Arial" w:cs="Arial"/>
-          <w:b/>
-          <w:bCs/>
-          <w:kern w:val="0"/>
-          <w:highlight w:val="yellow"/>
-          <w:lang w:eastAsia="en-GB"/>
-        </w:rPr>
-        <w:t>support</w:t>
-      </w:r>
-      <w:r>
-        <w:rPr>
-          <w:rFonts w:ascii="Arial" w:eastAsia="Times New Roman" w:hAnsi="Arial" w:cs="Arial"/>
-          <w:b/>
-          <w:bCs/>
-          <w:kern w:val="0"/>
-          <w:highlight w:val="yellow"/>
-          <w:lang w:eastAsia="en-GB"/>
-        </w:rPr>
-        <w:t xml:space="preserve"> that enables </w:t>
-      </w:r>
-      <w:r>
-        <w:rPr>
-          <w:rFonts w:ascii="Arial" w:eastAsia="Times New Roman" w:hAnsi="Arial" w:cs="Arial"/>
-          <w:b/>
-          <w:bCs/>
-          <w:kern w:val="0"/>
-          <w:highlight w:val="yellow"/>
-          <w:lang w:eastAsia="en-GB"/>
-        </w:rPr>
-        <w:t xml:space="preserve">successful </w:t>
-      </w:r>
-      <w:r>
-        <w:rPr>
-          <w:rFonts w:ascii="Arial" w:eastAsia="Times New Roman" w:hAnsi="Arial" w:cs="Arial"/>
-          <w:b/>
-          <w:bCs/>
-          <w:kern w:val="0"/>
-          <w:highlight w:val="yellow"/>
-          <w:lang w:eastAsia="en-GB"/>
-        </w:rPr>
-        <w:t xml:space="preserve">businesses to grow </w:t>
-      </w:r>
-      <w:r>
-        <w:rPr>
-          <w:rFonts w:ascii="Arial" w:eastAsia="Times New Roman" w:hAnsi="Arial" w:cs="Arial"/>
-          <w:b/>
-          <w:bCs/>
-          <w:kern w:val="0"/>
-          <w:highlight w:val="yellow"/>
-          <w:lang w:eastAsia="en-GB"/>
-        </w:rPr>
-        <w:t xml:space="preserve">with </w:t>
-      </w:r>
-      <w:r>
-        <w:rPr>
-          <w:rFonts w:ascii="Arial" w:eastAsia="Times New Roman" w:hAnsi="Arial" w:cs="Arial"/>
-          <w:b/>
-          <w:bCs/>
-          <w:kern w:val="0"/>
-          <w:highlight w:val="yellow"/>
-          <w:lang w:eastAsia="en-GB"/>
-        </w:rPr>
-        <w:t xml:space="preserve">value and </w:t>
-      </w:r>
-      <w:r>
-        <w:rPr>
-          <w:rFonts w:ascii="Arial" w:eastAsia="Times New Roman" w:hAnsi="Arial" w:cs="Arial"/>
-          <w:b/>
-          <w:bCs/>
-          <w:kern w:val="0"/>
-          <w:highlight w:val="yellow"/>
-          <w:lang w:eastAsia="en-GB"/>
-        </w:rPr>
-        <w:t>wealth</w:t>
-      </w:r>
-      <w:r>
-        <w:rPr>
-          <w:rFonts w:ascii="Arial" w:eastAsia="Times New Roman" w:hAnsi="Arial" w:cs="Arial"/>
-          <w:b/>
-          <w:bCs/>
-          <w:kern w:val="0"/>
-          <w:highlight w:val="yellow"/>
-          <w:lang w:eastAsia="en-GB"/>
-        </w:rPr>
         <w:t xml:space="preserve"> in an increasingly complex global economy.</w:t>
       </w:r>
     </w:p>
@@ -771,12 +711,15 @@
       </w:pPr>
       <w:r>
         <w:rPr>
-          <w:rFonts w:ascii="Arial" w:eastAsia="Times New Roman" w:hAnsi="Arial" w:cs="Arial"/>
-          <w:kern w:val="0"/>
-          <w:lang w:eastAsia="en-GB"/>
-        </w:rPr>
-        <w:pict>
-          <v:rect id="_x0000_i1025" style="width:0;height:1.5pt" o:hralign="center" o:hrstd="t" o:hr="t" fillcolor="#a0a0a0" stroked="f"/>
+          <w:noProof/>
+        </w:rPr>
+      </w:r>
+      <w:r>
+        <w:pict w14:anchorId="363AC53F">
+          <v:rect id="Horizontal Line 1" o:spid="_x0000_s1028" style="width:451.3pt;height:1.1pt;visibility:visible;mso-wrap-style:square;mso-left-percent:-10001;mso-top-percent:-10001;mso-position-horizontal:absolute;mso-position-horizontal-relative:char;mso-position-vertical:absolute;mso-position-vertical-relative:line;mso-left-percent:-10001;mso-top-percent:-10001;v-text-anchor:top" o:gfxdata="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" filled="f">
+            <o:lock v:ext="edit" rotation="t" aspectratio="t" verticies="t" text="t" shapetype="t"/>
+            <w10:anchorlock/>
+          </v:rect>
         </w:pict>
       </w:r>
     </w:p>
@@ -1036,12 +979,15 @@
       </w:pPr>
       <w:r>
         <w:rPr>
-          <w:rFonts w:ascii="Arial" w:eastAsia="Times New Roman" w:hAnsi="Arial" w:cs="Arial"/>
-          <w:kern w:val="0"/>
-          <w:lang w:eastAsia="en-GB"/>
-        </w:rPr>
-        <w:pict>
-          <v:rect id="_x0000_i1026" style="width:0;height:1.5pt" o:hralign="center" o:hrstd="t" o:hr="t" fillcolor="#a0a0a0" stroked="f"/>
+          <w:noProof/>
+        </w:rPr>
+      </w:r>
+      <w:r>
+        <w:pict w14:anchorId="58DF186F">
+          <v:rect id="Horizontal Line 2" o:spid="_x0000_s1027" style="width:451.3pt;height:1.1pt;visibility:visible;mso-wrap-style:square;mso-left-percent:-10001;mso-top-percent:-10001;mso-position-horizontal:absolute;mso-position-horizontal-relative:char;mso-position-vertical:absolute;mso-position-vertical-relative:line;mso-left-percent:-10001;mso-top-percent:-10001;v-text-anchor:top" o:gfxdata="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" filled="f">
+            <o:lock v:ext="edit" rotation="t" aspectratio="t" verticies="t" text="t" shapetype="t"/>
+            <w10:anchorlock/>
+          </v:rect>
         </w:pict>
       </w:r>
     </w:p>
@@ -1161,25 +1107,7 @@
           <w:kern w:val="0"/>
           <w:lang w:eastAsia="en-GB"/>
         </w:rPr>
-        <w:t xml:space="preserve">Strong technical capabilities in accounting </w:t>
-      </w:r>
-      <w:proofErr w:type="spellStart"/>
-      <w:r>
-        <w:rPr>
-          <w:rFonts w:ascii="Arial" w:eastAsia="Times New Roman" w:hAnsi="Arial" w:cs="Arial"/>
-          <w:kern w:val="0"/>
-          <w:lang w:eastAsia="en-GB"/>
-        </w:rPr>
-        <w:t>financaial</w:t>
-      </w:r>
-      <w:proofErr w:type="spellEnd"/>
-      <w:r>
-        <w:rPr>
-          <w:rFonts w:ascii="Arial" w:eastAsia="Times New Roman" w:hAnsi="Arial" w:cs="Arial"/>
-          <w:kern w:val="0"/>
-          <w:lang w:eastAsia="en-GB"/>
-        </w:rPr>
-        <w:t xml:space="preserve"> reporting, tax, advisory services backed by decades of combined experience. </w:t>
+        <w:t xml:space="preserve">Strong technical capabilities in accounting financaial reporting, tax, advisory services backed by decades of combined experience. </w:t>
       </w:r>
     </w:p>
     <w:p>
@@ -1388,16 +1316,7 @@
           <w:kern w:val="0"/>
           <w:lang w:eastAsia="en-GB"/>
         </w:rPr>
-        <w:t xml:space="preserve"> services are designed for </w:t>
-      </w:r>
-      <w:proofErr w:type="spellStart"/>
-      <w:r>
-        <w:rPr>
-          <w:rFonts w:ascii="Arial" w:eastAsia="Times New Roman" w:hAnsi="Arial" w:cs="Arial"/>
-          <w:kern w:val="0"/>
-          <w:lang w:eastAsia="en-GB"/>
-        </w:rPr>
-        <w:t>or</w:t>
+        <w:t xml:space="preserve"> services are designed for or</w:t>
       </w:r>
       <w:r>
         <w:rPr>
@@ -1413,16 +1332,7 @@
           <w:kern w:val="0"/>
           <w:lang w:eastAsia="en-GB"/>
         </w:rPr>
-        <w:t>ganizations</w:t>
-      </w:r>
-      <w:proofErr w:type="spellEnd"/>
-      <w:r>
-        <w:rPr>
-          <w:rFonts w:ascii="Arial" w:eastAsia="Times New Roman" w:hAnsi="Arial" w:cs="Arial"/>
-          <w:kern w:val="0"/>
-          <w:lang w:eastAsia="en-GB"/>
-        </w:rPr>
-        <w:t xml:space="preserve"> operating </w:t>
+        <w:t xml:space="preserve">ganizations operating </w:t>
       </w:r>
       <w:r>
         <w:rPr>
@@ -1456,8 +1366,6 @@
         </w:rPr>
         <w:t>.</w:t>
       </w:r>
-      <w:bookmarkStart w:id="0" w:name="_GoBack"/>
-      <w:bookmarkEnd w:id="0"/>
     </w:p>
     <w:p>
       <w:pPr>
@@ -2338,9 +2246,8 @@
           <w:highlight w:val="yellow"/>
           <w:shd w:val="clear" w:color="auto" w:fill="FFFFFF"/>
         </w:rPr>
-        <w:t xml:space="preserve">Our services </w:t>
-      </w:r>
-      <w:proofErr w:type="gramStart"/>
+        <w:t xml:space="preserve">Our services includes providing </w:t>
+      </w:r>
       <w:r>
         <w:rPr>
           <w:rFonts w:ascii="Arial" w:hAnsi="Arial" w:cs="Arial"/>
@@ -2348,25 +2255,6 @@
           <w:highlight w:val="yellow"/>
           <w:shd w:val="clear" w:color="auto" w:fill="FFFFFF"/>
         </w:rPr>
-        <w:t>includes</w:t>
-      </w:r>
-      <w:proofErr w:type="gramEnd"/>
-      <w:r>
-        <w:rPr>
-          <w:rFonts w:ascii="Arial" w:hAnsi="Arial" w:cs="Arial"/>
-          <w:color w:val="222222"/>
-          <w:highlight w:val="yellow"/>
-          <w:shd w:val="clear" w:color="auto" w:fill="FFFFFF"/>
-        </w:rPr>
-        <w:t xml:space="preserve"> providing </w:t>
-      </w:r>
-      <w:r>
-        <w:rPr>
-          <w:rFonts w:ascii="Arial" w:hAnsi="Arial" w:cs="Arial"/>
-          <w:color w:val="222222"/>
-          <w:highlight w:val="yellow"/>
-          <w:shd w:val="clear" w:color="auto" w:fill="FFFFFF"/>
-        </w:rPr>
         <w:t>technical research, preparation of documents, analysis of tax positions, keeping in view leverages international taxation with cost efficient delivery model.</w:t>
       </w:r>
     </w:p>
@@ -2488,25 +2376,7 @@
           <w:lang w:eastAsia="en-GB"/>
         </w:rPr>
         <w:br/>
-        <w:t xml:space="preserve">• </w:t>
-      </w:r>
-      <w:proofErr w:type="spellStart"/>
-      <w:r>
-        <w:rPr>
-          <w:rFonts w:ascii="Arial" w:eastAsia="Times New Roman" w:hAnsi="Arial" w:cs="Arial"/>
-          <w:kern w:val="0"/>
-          <w:lang w:eastAsia="en-GB"/>
-        </w:rPr>
-        <w:t>Startups</w:t>
-      </w:r>
-      <w:proofErr w:type="spellEnd"/>
-      <w:r>
-        <w:rPr>
-          <w:rFonts w:ascii="Arial" w:eastAsia="Times New Roman" w:hAnsi="Arial" w:cs="Arial"/>
-          <w:kern w:val="0"/>
-          <w:lang w:eastAsia="en-GB"/>
-        </w:rPr>
-        <w:t xml:space="preserve"> &amp; Growth Companies</w:t>
+        <w:t>• Startups &amp; Growth Companies</w:t>
       </w:r>
       <w:r>
         <w:rPr>
@@ -2602,12 +2472,15 @@
       </w:pPr>
       <w:r>
         <w:rPr>
-          <w:rFonts w:ascii="Arial" w:eastAsia="Times New Roman" w:hAnsi="Arial" w:cs="Arial"/>
-          <w:kern w:val="0"/>
-          <w:lang w:eastAsia="en-GB"/>
-        </w:rPr>
-        <w:pict>
-          <v:rect id="_x0000_i1033" style="width:0;height:1.5pt" o:hralign="center" o:hrstd="t" o:hr="t" fillcolor="#a0a0a0" stroked="f"/>
+          <w:noProof/>
+        </w:rPr>
+      </w:r>
+      <w:r>
+        <w:pict w14:anchorId="54CB2292">
+          <v:rect id="Horizontal Line 3" o:spid="_x0000_s1026" style="width:451.3pt;height:1.1pt;visibility:visible;mso-wrap-style:square;mso-left-percent:-10001;mso-top-percent:-10001;mso-position-horizontal:absolute;mso-position-horizontal-relative:char;mso-position-vertical:absolute;mso-position-vertical-relative:line;mso-left-percent:-10001;mso-top-percent:-10001;v-text-anchor:top" o:gfxdata="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" filled="f">
+            <o:lock v:ext="edit" rotation="t" aspectratio="t" verticies="t" text="t" shapetype="t"/>
+            <w10:anchorlock/>
+          </v:rect>
         </w:pict>
       </w:r>
     </w:p>
@@ -2723,16 +2596,19 @@
           <w:color w:val="222222"/>
           <w:highlight w:val="green"/>
         </w:rPr>
-        <w:t>Driven by integrity and a client-centric approach, our leadership is committed to building long-term partnerships and empowering organizations to achieve scalable, future-ready growth in an increasingly dynamic global economy</w:t>
-      </w:r>
-      <w:r>
+        <w:t>Driven by integrity and a client-centric approach, our leadership is committed to building long-term partnerships and empowering organizations to achieve scalable, future-ready growth in an increasingly dynamic global economy.</w:t>
+      </w:r>
+    </w:p>
+    <w:p>
+      <w:pPr>
+        <w:pStyle w:val="NormalWeb"/>
+        <w:shd w:val="clear" w:color="auto" w:fill="FFFFFF"/>
         <w:rPr>
           <w:rFonts w:ascii="Arial" w:hAnsi="Arial" w:cs="Arial"/>
           <w:color w:val="222222"/>
           <w:highlight w:val="green"/>
         </w:rPr>
-        <w:t>.</w:t>
-      </w:r>
+      </w:pPr>
     </w:p>
     <w:p>
       <w:pPr>
@@ -2752,27 +2628,147 @@
         <w:rPr>
           <w:rFonts w:ascii="Arial" w:hAnsi="Arial" w:cs="Arial"/>
           <w:color w:val="222222"/>
-          <w:highlight w:val="green"/>
-        </w:rPr>
-      </w:pPr>
-    </w:p>
-    <w:p>
-      <w:pPr>
-        <w:pStyle w:val="NormalWeb"/>
-        <w:shd w:val="clear" w:color="auto" w:fill="FFFFFF"/>
+          <w:highlight w:val="cyan"/>
+        </w:rPr>
+      </w:pPr>
+      <w:r>
         <w:rPr>
           <w:rFonts w:ascii="Arial" w:hAnsi="Arial" w:cs="Arial"/>
           <w:color w:val="222222"/>
           <w:highlight w:val="cyan"/>
         </w:rPr>
-      </w:pPr>
-      <w:r>
+        <w:t>DELETE EXPORE OUR SERVICES</w:t>
+      </w:r>
+    </w:p>
+    <w:p>
+      <w:pPr>
+        <w:spacing w:after="0" w:line="240" w:lineRule="auto"/>
+        <w:rPr>
+          <w:rFonts w:ascii="Arial" w:eastAsia="Times New Roman" w:hAnsi="Arial" w:cs="Arial"/>
+          <w:b/>
+          <w:kern w:val="0"/>
+          <w:lang w:eastAsia="en-GB"/>
+        </w:rPr>
+      </w:pPr>
+    </w:p>
+    <w:p>
+      <w:pPr>
+        <w:spacing w:after="0" w:line="240" w:lineRule="auto"/>
+        <w:rPr>
+          <w:rFonts w:ascii="Arial" w:eastAsia="Times New Roman" w:hAnsi="Arial" w:cs="Arial"/>
+          <w:b/>
+          <w:kern w:val="0"/>
+          <w:lang w:eastAsia="en-GB"/>
+        </w:rPr>
+      </w:pPr>
+      <w:r>
+        <w:rPr>
+          <w:rFonts w:ascii="Arial" w:eastAsia="Times New Roman" w:hAnsi="Arial" w:cs="Arial"/>
+          <w:b/>
+          <w:kern w:val="0"/>
+          <w:lang w:eastAsia="en-GB"/>
+        </w:rPr>
+        <w:t>Manufacturing and Trading enterprises</w:t>
+      </w:r>
+    </w:p>
+    <w:p>
+      <w:pPr>
+        <w:spacing w:after="0" w:line="240" w:lineRule="auto"/>
+        <w:rPr>
+          <w:rFonts w:ascii="Arial" w:eastAsia="Times New Roman" w:hAnsi="Arial" w:cs="Arial"/>
+          <w:b/>
+          <w:kern w:val="0"/>
+          <w:lang w:eastAsia="en-GB"/>
+        </w:rPr>
+      </w:pPr>
+    </w:p>
+    <w:p>
+      <w:pPr>
+        <w:spacing w:after="0" w:line="240" w:lineRule="auto"/>
+        <w:rPr>
+          <w:rFonts w:ascii="Arial" w:eastAsia="Times New Roman" w:hAnsi="Arial" w:cs="Arial"/>
+          <w:b/>
+          <w:kern w:val="0"/>
+          <w:lang w:eastAsia="en-GB"/>
+        </w:rPr>
+      </w:pPr>
+      <w:r>
+        <w:rPr>
+          <w:rFonts w:ascii="Arial" w:eastAsia="Times New Roman" w:hAnsi="Arial" w:cs="Arial"/>
+          <w:b/>
+          <w:kern w:val="0"/>
+          <w:lang w:eastAsia="en-GB"/>
+        </w:rPr>
+        <w:t>Our Leadership Team:</w:t>
+      </w:r>
+    </w:p>
+    <w:p>
+      <w:pPr>
+        <w:spacing w:after="0" w:line="240" w:lineRule="auto"/>
+        <w:rPr>
+          <w:rFonts w:ascii="Arial" w:eastAsia="Times New Roman" w:hAnsi="Arial" w:cs="Arial"/>
+          <w:b/>
+          <w:kern w:val="0"/>
+          <w:lang w:eastAsia="en-GB"/>
+        </w:rPr>
+      </w:pPr>
+    </w:p>
+    <w:p>
+      <w:pPr>
+        <w:pStyle w:val="NormalWeb"/>
+        <w:shd w:val="clear" w:color="auto" w:fill="FFFFFF"/>
         <w:rPr>
           <w:rFonts w:ascii="Arial" w:hAnsi="Arial" w:cs="Arial"/>
           <w:color w:val="222222"/>
-          <w:highlight w:val="cyan"/>
-        </w:rPr>
-        <w:t>DELETE EXPORE OUR SERVICES</w:t>
+          <w:highlight w:val="green"/>
+          <w:lang w:val="en-US"/>
+        </w:rPr>
+      </w:pPr>
+      <w:r>
+        <w:rPr>
+          <w:rFonts w:ascii="Arial" w:hAnsi="Arial" w:cs="Arial"/>
+          <w:color w:val="222222"/>
+          <w:highlight w:val="green"/>
+        </w:rPr>
+        <w:t>Our leadership team brings together seasoned professionals with diverse academic foundations, multidisciplinary expertise, and deep industry experience. United by a progressive vision, they combine strategic insight with practical execution to deliver high-impact solutions across global markets.</w:t>
+      </w:r>
+    </w:p>
+    <w:p>
+      <w:pPr>
+        <w:pStyle w:val="NormalWeb"/>
+        <w:shd w:val="clear" w:color="auto" w:fill="FFFFFF"/>
+        <w:rPr>
+          <w:rFonts w:ascii="Arial" w:hAnsi="Arial" w:cs="Arial"/>
+          <w:color w:val="222222"/>
+          <w:highlight w:val="green"/>
+        </w:rPr>
+      </w:pPr>
+      <w:r>
+        <w:rPr>
+          <w:rFonts w:ascii="Arial" w:hAnsi="Arial" w:cs="Arial"/>
+          <w:color w:val="222222"/>
+          <w:highlight w:val="green"/>
+        </w:rPr>
+        <w:t>With strong capabilities in finance, accounting, tax, advisory, and business transformation, our leaders foster a culture of excellence, collaboration, and innovation. Their ability to anticipate evolving client needs and navigate complex international environments enables us to deliver clarity, reliability, and sustained value.</w:t>
+      </w:r>
+    </w:p>
+    <w:p>
+      <w:pPr>
+        <w:pStyle w:val="NormalWeb"/>
+        <w:shd w:val="clear" w:color="auto" w:fill="FFFFFF"/>
+        <w:rPr>
+          <w:rFonts w:ascii="Arial" w:hAnsi="Arial" w:cs="Arial"/>
+          <w:color w:val="222222"/>
+          <w:highlight w:val="green"/>
+        </w:rPr>
+      </w:pPr>
+      <w:r>
+        <w:rPr>
+          <w:rFonts w:ascii="Arial" w:hAnsi="Arial" w:cs="Arial"/>
+          <w:color w:val="222222"/>
+          <w:highlight w:val="green"/>
+        </w:rPr>
+        <w:t>Driven by integrity and a client-centric approach, our leadership is committed to building long-term partnerships and empowering organizations to achieve scalable, future-ready growth in an increasingly dynamic global economy.</w:t>
       </w:r>
     </w:p>
     <w:p>
@@ -2785,6 +2781,15 @@
           <w:lang w:eastAsia="en-GB"/>
         </w:rPr>
       </w:pPr>
+      <w:r>
+        <w:rPr>
+          <w:rFonts w:ascii="Arial" w:eastAsia="Times New Roman" w:hAnsi="Arial" w:cs="Arial"/>
+          <w:b/>
+          <w:kern w:val="0"/>
+          <w:lang w:eastAsia="en-GB"/>
+        </w:rPr>
+        <w:t>Explore our services</w:t>
+      </w:r>
     </w:p>
     <w:p>
       <w:pPr>
@@ -2796,6 +2801,77 @@
           <w:lang w:eastAsia="en-GB"/>
         </w:rPr>
       </w:pPr>
+    </w:p>
+    <w:p>
+      <w:pPr>
+        <w:spacing w:after="0" w:line="240" w:lineRule="auto"/>
+        <w:rPr>
+          <w:rFonts w:ascii="Arial" w:eastAsia="Times New Roman" w:hAnsi="Arial" w:cs="Arial"/>
+          <w:b/>
+          <w:kern w:val="0"/>
+          <w:lang w:eastAsia="en-GB"/>
+        </w:rPr>
+      </w:pPr>
+      <w:r>
+        <w:rPr>
+          <w:rFonts w:ascii="Arial" w:eastAsia="Times New Roman" w:hAnsi="Arial" w:cs="Arial"/>
+          <w:b/>
+          <w:kern w:val="0"/>
+          <w:lang w:eastAsia="en-GB"/>
+        </w:rPr>
+        <w:t>Vijayakumar</w:t>
+      </w:r>
+    </w:p>
+    <w:p>
+      <w:pPr>
+        <w:spacing w:after="0" w:line="240" w:lineRule="auto"/>
+        <w:rPr>
+          <w:rFonts w:ascii="Arial" w:eastAsia="Times New Roman" w:hAnsi="Arial" w:cs="Arial"/>
+          <w:b/>
+          <w:kern w:val="0"/>
+          <w:lang w:eastAsia="en-GB"/>
+        </w:rPr>
+      </w:pPr>
+      <w:r>
+        <w:rPr>
+          <w:rFonts w:ascii="Arial" w:eastAsia="Times New Roman" w:hAnsi="Arial" w:cs="Arial"/>
+          <w:b/>
+          <w:kern w:val="0"/>
+          <w:lang w:eastAsia="en-GB"/>
+        </w:rPr>
+        <w:t xml:space="preserve">ACMA, ACS, LL.M, </w:t>
+      </w:r>
+    </w:p>
+    <w:p>
+      <w:pPr>
+        <w:spacing w:after="0" w:line="240" w:lineRule="auto"/>
+        <w:rPr>
+          <w:rFonts w:ascii="Arial" w:eastAsia="Times New Roman" w:hAnsi="Arial" w:cs="Arial"/>
+          <w:b/>
+          <w:kern w:val="0"/>
+          <w:lang w:eastAsia="en-GB"/>
+        </w:rPr>
+      </w:pPr>
+    </w:p>
+    <w:p>
+      <w:pPr>
+        <w:spacing w:after="0" w:line="240" w:lineRule="auto"/>
+        <w:rPr>
+          <w:rFonts w:ascii="Arial" w:eastAsia="Times New Roman" w:hAnsi="Arial" w:cs="Arial"/>
+          <w:b/>
+          <w:kern w:val="0"/>
+          <w:lang w:eastAsia="en-GB"/>
+        </w:rPr>
+      </w:pPr>
+      <w:r>
+        <w:rPr>
+          <w:rFonts w:ascii="Arial" w:eastAsia="Times New Roman" w:hAnsi="Arial" w:cs="Arial"/>
+          <w:b/>
+          <w:kern w:val="0"/>
+          <w:lang w:eastAsia="en-GB"/>
+        </w:rPr>
+        <w:t>Co-Founder only in Meet the team</w:t>
+      </w:r>
     </w:p>
     <w:sectPr>
       <w:footerReference w:type="default" r:id="rId8"/>
@@ -2809,7 +2885,7 @@
 </file>
 
 <file path=word/endnotes.xml><?xml version="1.0" encoding="utf-8"?>
-<w:endnotes xmlns:wpc="http://schemas.microsoft.com/office/word/2010/wordprocessingCanvas" xmlns:cx="http://schemas.microsoft.com/office/drawing/2014/chartex" xmlns:cx1="http://schemas.microsoft.com/office/drawing/2015/9/8/chartex" xmlns:cx2="http://schemas.microsoft.com/office/drawing/2015/10/21/chartex" xmlns:cx3="http://schemas.microsoft.com/office/drawing/2016/5/9/chartex" xmlns:cx4="http://schemas.microsoft.com/office/drawing/2016/5/10/chartex" xmlns:cx5="http://schemas.microsoft.com/office/drawing/2016/5/11/chartex" xmlns:cx6="http://schemas.microsoft.com/office/drawing/2016/5/12/chartex" xmlns:cx7="http://schemas.microsoft.com/office/drawing/2016/5/13/chartex" xmlns:cx8="http://schemas.microsoft.com/office/drawing/2016/5/14/chartex" xmlns:mc="http://schemas.openxmlformats.org/markup-compatibility/2006" xmlns:aink="http://schemas.microsoft.com/office/drawing/2016/ink" xmlns:am3d="http://schemas.microsoft.com/office/drawing/2017/model3d" xmlns:o="urn:schemas-microsoft-com:office:office" xmlns:r="http://schemas.openxmlformats.org/officeDocument/2006/relationships" xmlns:m="http://schemas.openxmlformats.org/officeDocument/2006/math" xmlns:v="urn:schemas-microsoft-com:vml" xmlns:wp14="http://schemas.microsoft.com/office/word/2010/wordprocessingDrawing" xmlns:wp="http://schemas.openxmlformats.org/drawingml/2006/wordprocessingDrawing" xmlns:w10="urn:schemas-microsoft-com:office:word" xmlns:w="http://schemas.openxmlformats.org/wordprocessingml/2006/main" xmlns:w14="http://schemas.microsoft.com/office/word/2010/wordml" xmlns:w15="http://schemas.microsoft.com/office/word/2012/wordml" xmlns:w16cid="http://schemas.microsoft.com/office/word/2016/wordml/cid" xmlns:w16se="http://schemas.microsoft.com/office/word/2015/wordml/symex" xmlns:wpg="http://schemas.microsoft.com/office/word/2010/wordprocessingGroup" xmlns:wpi="http://schemas.microsoft.com/office/word/2010/wordprocessingInk" xmlns:wne="http://schemas.microsoft.com/office/word/2006/wordml" xmlns:wps="http://schemas.microsoft.com/office/word/2010/wordprocessingShape" mc:Ignorable="w14 w15 w16se w16cid wp14">
+<w:endnotes xmlns:wpc="http://schemas.microsoft.com/office/word/2010/wordprocessingCanvas" xmlns:cx="http://schemas.microsoft.com/office/drawing/2014/chartex" xmlns:cx1="http://schemas.microsoft.com/office/drawing/2015/9/8/chartex" xmlns:cx2="http://schemas.microsoft.com/office/drawing/2015/10/21/chartex" xmlns:cx3="http://schemas.microsoft.com/office/drawing/2016/5/9/chartex" xmlns:cx4="http://schemas.microsoft.com/office/drawing/2016/5/10/chartex" xmlns:cx5="http://schemas.microsoft.com/office/drawing/2016/5/11/chartex" xmlns:cx6="http://schemas.microsoft.com/office/drawing/2016/5/12/chartex" xmlns:cx7="http://schemas.microsoft.com/office/drawing/2016/5/13/chartex" xmlns:cx8="http://schemas.microsoft.com/office/drawing/2016/5/14/chartex" xmlns:mc="http://schemas.openxmlformats.org/markup-compatibility/2006" xmlns:aink="http://schemas.microsoft.com/office/drawing/2016/ink" xmlns:am3d="http://schemas.microsoft.com/office/drawing/2017/model3d" xmlns:o="urn:schemas-microsoft-com:office:office" xmlns:oel="http://schemas.microsoft.com/office/2019/extlst" xmlns:r="http://schemas.openxmlformats.org/officeDocument/2006/relationships" xmlns:m="http://schemas.openxmlformats.org/officeDocument/2006/math" xmlns:v="urn:schemas-microsoft-com:vml" xmlns:wp14="http://schemas.microsoft.com/office/word/2010/wordprocessingDrawing" xmlns:wp="http://schemas.openxmlformats.org/drawingml/2006/wordprocessingDrawing" xmlns:w10="urn:schemas-microsoft-com:office:word" xmlns:w="http://schemas.openxmlformats.org/wordprocessingml/2006/main" xmlns:w14="http://schemas.microsoft.com/office/word/2010/wordml" xmlns:w15="http://schemas.microsoft.com/office/word/2012/wordml" xmlns:w16cex="http://schemas.microsoft.com/office/word/2018/wordml/cex" xmlns:w16cid="http://schemas.microsoft.com/office/word/2016/wordml/cid" xmlns:w16="http://schemas.microsoft.com/office/word/2018/wordml" xmlns:w16du="http://schemas.microsoft.com/office/word/2023/wordml/word16du" xmlns:w16sdtdh="http://schemas.microsoft.com/office/word/2020/wordml/sdtdatahash" xmlns:w16sdtfl="http://schemas.microsoft.com/office/word/2024/wordml/sdtformatlock" xmlns:w16se="http://schemas.microsoft.com/office/word/2015/wordml/symex" xmlns:wpg="http://schemas.microsoft.com/office/word/2010/wordprocessingGroup" xmlns:wpi="http://schemas.microsoft.com/office/word/2010/wordprocessingInk" xmlns:wne="http://schemas.microsoft.com/office/word/2006/wordml" xmlns:wps="http://schemas.microsoft.com/office/word/2010/wordprocessingShape" mc:Ignorable="w14 w15 w16se w16cid w16 w16cex w16sdtdh w16sdtfl w16du wp14">
   <w:endnote w:type="separator" w:id="-1">
     <w:p>
       <w:pPr>
@@ -2834,7 +2910,7 @@
 </file>
 
 <file path=word/footer1.xml><?xml version="1.0" encoding="utf-8"?>
-<w:ftr xmlns:wpc="http://schemas.microsoft.com/office/word/2010/wordprocessingCanvas" xmlns:cx="http://schemas.microsoft.com/office/drawing/2014/chartex" xmlns:cx1="http://schemas.microsoft.com/office/drawing/2015/9/8/chartex" xmlns:cx2="http://schemas.microsoft.com/office/drawing/2015/10/21/chartex" xmlns:cx3="http://schemas.microsoft.com/office/drawing/2016/5/9/chartex" xmlns:cx4="http://schemas.microsoft.com/office/drawing/2016/5/10/chartex" xmlns:cx5="http://schemas.microsoft.com/office/drawing/2016/5/11/chartex" xmlns:cx6="http://schemas.microsoft.com/office/drawing/2016/5/12/chartex" xmlns:cx7="http://schemas.microsoft.com/office/drawing/2016/5/13/chartex" xmlns:cx8="http://schemas.microsoft.com/office/drawing/2016/5/14/chartex" xmlns:mc="http://schemas.openxmlformats.org/markup-compatibility/2006" xmlns:aink="http://schemas.microsoft.com/office/drawing/2016/ink" xmlns:am3d="http://schemas.microsoft.com/office/drawing/2017/model3d" xmlns:o="urn:schemas-microsoft-com:office:office" xmlns:r="http://schemas.openxmlformats.org/officeDocument/2006/relationships" xmlns:m="http://schemas.openxmlformats.org/officeDocument/2006/math" xmlns:v="urn:schemas-microsoft-com:vml" xmlns:wp14="http://schemas.microsoft.com/office/word/2010/wordprocessingDrawing" xmlns:wp="http://schemas.openxmlformats.org/drawingml/2006/wordprocessingDrawing" xmlns:w10="urn:schemas-microsoft-com:office:word" xmlns:w="http://schemas.openxmlformats.org/wordprocessingml/2006/main" xmlns:w14="http://schemas.microsoft.com/office/word/2010/wordml" xmlns:w15="http://schemas.microsoft.com/office/word/2012/wordml" xmlns:w16cid="http://schemas.microsoft.com/office/word/2016/wordml/cid" xmlns:w16se="http://schemas.microsoft.com/office/word/2015/wordml/symex" xmlns:wpg="http://schemas.microsoft.com/office/word/2010/wordprocessingGroup" xmlns:wpi="http://schemas.microsoft.com/office/word/2010/wordprocessingInk" xmlns:wne="http://schemas.microsoft.com/office/word/2006/wordml" xmlns:wps="http://schemas.microsoft.com/office/word/2010/wordprocessingShape" mc:Ignorable="w14 w15 w16se w16cid wp14">
+<w:ftr xmlns:wpc="http://schemas.microsoft.com/office/word/2010/wordprocessingCanvas" xmlns:cx="http://schemas.microsoft.com/office/drawing/2014/chartex" xmlns:cx1="http://schemas.microsoft.com/office/drawing/2015/9/8/chartex" xmlns:cx2="http://schemas.microsoft.com/office/drawing/2015/10/21/chartex" xmlns:cx3="http://schemas.microsoft.com/office/drawing/2016/5/9/chartex" xmlns:cx4="http://schemas.microsoft.com/office/drawing/2016/5/10/chartex" xmlns:cx5="http://schemas.microsoft.com/office/drawing/2016/5/11/chartex" xmlns:cx6="http://schemas.microsoft.com/office/drawing/2016/5/12/chartex" xmlns:cx7="http://schemas.microsoft.com/office/drawing/2016/5/13/chartex" xmlns:cx8="http://schemas.microsoft.com/office/drawing/2016/5/14/chartex" xmlns:mc="http://schemas.openxmlformats.org/markup-compatibility/2006" xmlns:aink="http://schemas.microsoft.com/office/drawing/2016/ink" xmlns:am3d="http://schemas.microsoft.com/office/drawing/2017/model3d" xmlns:o="urn:schemas-microsoft-com:office:office" xmlns:oel="http://schemas.microsoft.com/office/2019/extlst" xmlns:r="http://schemas.openxmlformats.org/officeDocument/2006/relationships" xmlns:m="http://schemas.openxmlformats.org/officeDocument/2006/math" xmlns:v="urn:schemas-microsoft-com:vml" xmlns:wp14="http://schemas.microsoft.com/office/word/2010/wordprocessingDrawing" xmlns:wp="http://schemas.openxmlformats.org/drawingml/2006/wordprocessingDrawing" xmlns:w10="urn:schemas-microsoft-com:office:word" xmlns:w="http://schemas.openxmlformats.org/wordprocessingml/2006/main" xmlns:w14="http://schemas.microsoft.com/office/word/2010/wordml" xmlns:w15="http://schemas.microsoft.com/office/word/2012/wordml" xmlns:w16cex="http://schemas.microsoft.com/office/word/2018/wordml/cex" xmlns:w16cid="http://schemas.microsoft.com/office/word/2016/wordml/cid" xmlns:w16="http://schemas.microsoft.com/office/word/2018/wordml" xmlns:w16du="http://schemas.microsoft.com/office/word/2023/wordml/word16du" xmlns:w16sdtdh="http://schemas.microsoft.com/office/word/2020/wordml/sdtdatahash" xmlns:w16sdtfl="http://schemas.microsoft.com/office/word/2024/wordml/sdtformatlock" xmlns:w16se="http://schemas.microsoft.com/office/word/2015/wordml/symex" xmlns:wpg="http://schemas.microsoft.com/office/word/2010/wordprocessingGroup" xmlns:wpi="http://schemas.microsoft.com/office/word/2010/wordprocessingInk" xmlns:wne="http://schemas.microsoft.com/office/word/2006/wordml" xmlns:wps="http://schemas.microsoft.com/office/word/2010/wordprocessingShape" mc:Ignorable="w14 w15 w16se w16cid w16 w16cex w16sdtdh w16sdtfl w16du wp14">
   <w:sdt>
     <w:sdtPr>
       <w:id w:val="-2107876930"/>
@@ -2843,7 +2919,6 @@
         <w:docPartUnique/>
       </w:docPartObj>
     </w:sdtPr>
-    <w:sdtEndPr/>
     <w:sdtContent>
       <w:sdt>
         <w:sdtPr>
@@ -2853,7 +2928,6 @@
             <w:docPartUnique/>
           </w:docPartObj>
         </w:sdtPr>
-        <w:sdtEndPr/>
         <w:sdtContent>
           <w:p>
             <w:pPr>
@@ -2952,7 +3026,7 @@
 </file>
 
 <file path=word/footnotes.xml><?xml version="1.0" encoding="utf-8"?>
-<w:footnotes xmlns:wpc="http://schemas.microsoft.com/office/word/2010/wordprocessingCanvas" xmlns:cx="http://schemas.microsoft.com/office/drawing/2014/chartex" xmlns:cx1="http://schemas.microsoft.com/office/drawing/2015/9/8/chartex" xmlns:cx2="http://schemas.microsoft.com/office/drawing/2015/10/21/chartex" xmlns:cx3="http://schemas.microsoft.com/office/drawing/2016/5/9/chartex" xmlns:cx4="http://schemas.microsoft.com/office/drawing/2016/5/10/chartex" xmlns:cx5="http://schemas.microsoft.com/office/drawing/2016/5/11/chartex" xmlns:cx6="http://schemas.microsoft.com/office/drawing/2016/5/12/chartex" xmlns:cx7="http://schemas.microsoft.com/office/drawing/2016/5/13/chartex" xmlns:cx8="http://schemas.microsoft.com/office/drawing/2016/5/14/chartex" xmlns:mc="http://schemas.openxmlformats.org/markup-compatibility/2006" xmlns:aink="http://schemas.microsoft.com/office/drawing/2016/ink" xmlns:am3d="http://schemas.microsoft.com/office/drawing/2017/model3d" xmlns:o="urn:schemas-microsoft-com:office:office" xmlns:r="http://schemas.openxmlformats.org/officeDocument/2006/relationships" xmlns:m="http://schemas.openxmlformats.org/officeDocument/2006/math" xmlns:v="urn:schemas-microsoft-com:vml" xmlns:wp14="http://schemas.microsoft.com/office/word/2010/wordprocessingDrawing" xmlns:wp="http://schemas.openxmlformats.org/drawingml/2006/wordprocessingDrawing" xmlns:w10="urn:schemas-microsoft-com:office:word" xmlns:w="http://schemas.openxmlformats.org/wordprocessingml/2006/main" xmlns:w14="http://schemas.microsoft.com/office/word/2010/wordml" xmlns:w15="http://schemas.microsoft.com/office/word/2012/wordml" xmlns:w16cid="http://schemas.microsoft.com/office/word/2016/wordml/cid" xmlns:w16se="http://schemas.microsoft.com/office/word/2015/wordml/symex" xmlns:wpg="http://schemas.microsoft.com/office/word/2010/wordprocessingGroup" xmlns:wpi="http://schemas.microsoft.com/office/word/2010/wordprocessingInk" xmlns:wne="http://schemas.microsoft.com/office/word/2006/wordml" xmlns:wps="http://schemas.microsoft.com/office/word/2010/wordprocessingShape" mc:Ignorable="w14 w15 w16se w16cid wp14">
+<w:footnotes xmlns:wpc="http://schemas.microsoft.com/office/word/2010/wordprocessingCanvas" xmlns:cx="http://schemas.microsoft.com/office/drawing/2014/chartex" xmlns:cx1="http://schemas.microsoft.com/office/drawing/2015/9/8/chartex" xmlns:cx2="http://schemas.microsoft.com/office/drawing/2015/10/21/chartex" xmlns:cx3="http://schemas.microsoft.com/office/drawing/2016/5/9/chartex" xmlns:cx4="http://schemas.microsoft.com/office/drawing/2016/5/10/chartex" xmlns:cx5="http://schemas.microsoft.com/office/drawing/2016/5/11/chartex" xmlns:cx6="http://schemas.microsoft.com/office/drawing/2016/5/12/chartex" xmlns:cx7="http://schemas.microsoft.com/office/drawing/2016/5/13/chartex" xmlns:cx8="http://schemas.microsoft.com/office/drawing/2016/5/14/chartex" xmlns:mc="http://schemas.openxmlformats.org/markup-compatibility/2006" xmlns:aink="http://schemas.microsoft.com/office/drawing/2016/ink" xmlns:am3d="http://schemas.microsoft.com/office/drawing/2017/model3d" xmlns:o="urn:schemas-microsoft-com:office:office" xmlns:oel="http://schemas.microsoft.com/office/2019/extlst" xmlns:r="http://schemas.openxmlformats.org/officeDocument/2006/relationships" xmlns:m="http://schemas.openxmlformats.org/officeDocument/2006/math" xmlns:v="urn:schemas-microsoft-com:vml" xmlns:wp14="http://schemas.microsoft.com/office/word/2010/wordprocessingDrawing" xmlns:wp="http://schemas.openxmlformats.org/drawingml/2006/wordprocessingDrawing" xmlns:w10="urn:schemas-microsoft-com:office:word" xmlns:w="http://schemas.openxmlformats.org/wordprocessingml/2006/main" xmlns:w14="http://schemas.microsoft.com/office/word/2010/wordml" xmlns:w15="http://schemas.microsoft.com/office/word/2012/wordml" xmlns:w16cex="http://schemas.microsoft.com/office/word/2018/wordml/cex" xmlns:w16cid="http://schemas.microsoft.com/office/word/2016/wordml/cid" xmlns:w16="http://schemas.microsoft.com/office/word/2018/wordml" xmlns:w16du="http://schemas.microsoft.com/office/word/2023/wordml/word16du" xmlns:w16sdtdh="http://schemas.microsoft.com/office/word/2020/wordml/sdtdatahash" xmlns:w16sdtfl="http://schemas.microsoft.com/office/word/2024/wordml/sdtformatlock" xmlns:w16se="http://schemas.microsoft.com/office/word/2015/wordml/symex" xmlns:wpg="http://schemas.microsoft.com/office/word/2010/wordprocessingGroup" xmlns:wpi="http://schemas.microsoft.com/office/word/2010/wordprocessingInk" xmlns:wne="http://schemas.microsoft.com/office/word/2006/wordml" xmlns:wps="http://schemas.microsoft.com/office/word/2010/wordprocessingShape" mc:Ignorable="w14 w15 w16se w16cid w16 w16cex w16sdtdh w16sdtfl w16du wp14">
   <w:footnote w:type="separator" w:id="-1">
     <w:p>
       <w:pPr>
@@ -2977,7 +3051,7 @@
 </file>
 
 <file path=word/numbering.xml><?xml version="1.0" encoding="utf-8"?>
-<w:numbering xmlns:wpc="http://schemas.microsoft.com/office/word/2010/wordprocessingCanvas" xmlns:cx="http://schemas.microsoft.com/office/drawing/2014/chartex" xmlns:cx1="http://schemas.microsoft.com/office/drawing/2015/9/8/chartex" xmlns:cx2="http://schemas.microsoft.com/office/drawing/2015/10/21/chartex" xmlns:cx3="http://schemas.microsoft.com/office/drawing/2016/5/9/chartex" xmlns:cx4="http://schemas.microsoft.com/office/drawing/2016/5/10/chartex" xmlns:cx5="http://schemas.microsoft.com/office/drawing/2016/5/11/chartex" xmlns:cx6="http://schemas.microsoft.com/office/drawing/2016/5/12/chartex" xmlns:cx7="http://schemas.microsoft.com/office/drawing/2016/5/13/chartex" xmlns:cx8="http://schemas.microsoft.com/office/drawing/2016/5/14/chartex" xmlns:mc="http://schemas.openxmlformats.org/markup-compatibility/2006" xmlns:aink="http://schemas.microsoft.com/office/drawing/2016/ink" xmlns:am3d="http://schemas.microsoft.com/office/drawing/2017/model3d" xmlns:o="urn:schemas-microsoft-com:office:office" xmlns:r="http://schemas.openxmlformats.org/officeDocument/2006/relationships" xmlns:m="http://schemas.openxmlformats.org/officeDocument/2006/math" xmlns:v="urn:schemas-microsoft-com:vml" xmlns:wp14="http://schemas.microsoft.com/office/word/2010/wordprocessingDrawing" xmlns:wp="http://schemas.openxmlformats.org/drawingml/2006/wordprocessingDrawing" xmlns:w10="urn:schemas-microsoft-com:office:word" xmlns:w="http://schemas.openxmlformats.org/wordprocessingml/2006/main" xmlns:w14="http://schemas.microsoft.com/office/word/2010/wordml" xmlns:w15="http://schemas.microsoft.com/office/word/2012/wordml" xmlns:w16cid="http://schemas.microsoft.com/office/word/2016/wordml/cid" xmlns:w16se="http://schemas.microsoft.com/office/word/2015/wordml/symex" xmlns:wpg="http://schemas.microsoft.com/office/word/2010/wordprocessingGroup" xmlns:wpi="http://schemas.microsoft.com/office/word/2010/wordprocessingInk" xmlns:wne="http://schemas.microsoft.com/office/word/2006/wordml" xmlns:wps="http://schemas.microsoft.com/office/word/2010/wordprocessingShape" mc:Ignorable="w14 w15 w16se w16cid wp14">
+<w:numbering xmlns:wpc="http://schemas.microsoft.com/office/word/2010/wordprocessingCanvas" xmlns:cx="http://schemas.microsoft.com/office/drawing/2014/chartex" xmlns:cx1="http://schemas.microsoft.com/office/drawing/2015/9/8/chartex" xmlns:cx2="http://schemas.microsoft.com/office/drawing/2015/10/21/chartex" xmlns:cx3="http://schemas.microsoft.com/office/drawing/2016/5/9/chartex" xmlns:cx4="http://schemas.microsoft.com/office/drawing/2016/5/10/chartex" xmlns:cx5="http://schemas.microsoft.com/office/drawing/2016/5/11/chartex" xmlns:cx6="http://schemas.microsoft.com/office/drawing/2016/5/12/chartex" xmlns:cx7="http://schemas.microsoft.com/office/drawing/2016/5/13/chartex" xmlns:cx8="http://schemas.microsoft.com/office/drawing/2016/5/14/chartex" xmlns:mc="http://schemas.openxmlformats.org/markup-compatibility/2006" xmlns:aink="http://schemas.microsoft.com/office/drawing/2016/ink" xmlns:am3d="http://schemas.microsoft.com/office/drawing/2017/model3d" xmlns:o="urn:schemas-microsoft-com:office:office" xmlns:oel="http://schemas.microsoft.com/office/2019/extlst" xmlns:r="http://schemas.openxmlformats.org/officeDocument/2006/relationships" xmlns:m="http://schemas.openxmlformats.org/officeDocument/2006/math" xmlns:v="urn:schemas-microsoft-com:vml" xmlns:wp14="http://schemas.microsoft.com/office/word/2010/wordprocessingDrawing" xmlns:wp="http://schemas.openxmlformats.org/drawingml/2006/wordprocessingDrawing" xmlns:w10="urn:schemas-microsoft-com:office:word" xmlns:w="http://schemas.openxmlformats.org/wordprocessingml/2006/main" xmlns:w14="http://schemas.microsoft.com/office/word/2010/wordml" xmlns:w15="http://schemas.microsoft.com/office/word/2012/wordml" xmlns:w16cex="http://schemas.microsoft.com/office/word/2018/wordml/cex" xmlns:w16cid="http://schemas.microsoft.com/office/word/2016/wordml/cid" xmlns:w16="http://schemas.microsoft.com/office/word/2018/wordml" xmlns:w16du="http://schemas.microsoft.com/office/word/2023/wordml/word16du" xmlns:w16sdtdh="http://schemas.microsoft.com/office/word/2020/wordml/sdtdatahash" xmlns:w16sdtfl="http://schemas.microsoft.com/office/word/2024/wordml/sdtformatlock" xmlns:w16se="http://schemas.microsoft.com/office/word/2015/wordml/symex" xmlns:wpg="http://schemas.microsoft.com/office/word/2010/wordprocessingGroup" xmlns:wpi="http://schemas.microsoft.com/office/word/2010/wordprocessingInk" xmlns:wne="http://schemas.microsoft.com/office/word/2006/wordml" xmlns:wps="http://schemas.microsoft.com/office/word/2010/wordprocessingShape" mc:Ignorable="w14 w15 w16se w16cid w16 w16cex w16sdtdh w16sdtfl w16du wp14">
   <w:abstractNum w:abstractNumId="0" w15:restartNumberingAfterBreak="0">
     <w:nsid w:val="06FA6343"/>
     <w:multiLevelType w:val="multilevel"/>
@@ -4929,59 +5003,59 @@
       </w:pPr>
     </w:lvl>
   </w:abstractNum>
-  <w:num w:numId="1">
+  <w:num w:numId="1" w16cid:durableId="692803689">
     <w:abstractNumId w:val="3"/>
   </w:num>
-  <w:num w:numId="2">
+  <w:num w:numId="2" w16cid:durableId="1362822872">
     <w:abstractNumId w:val="11"/>
   </w:num>
-  <w:num w:numId="3">
+  <w:num w:numId="3" w16cid:durableId="1851212134">
     <w:abstractNumId w:val="10"/>
   </w:num>
-  <w:num w:numId="4">
+  <w:num w:numId="4" w16cid:durableId="331298321">
     <w:abstractNumId w:val="15"/>
   </w:num>
-  <w:num w:numId="5">
+  <w:num w:numId="5" w16cid:durableId="783882384">
     <w:abstractNumId w:val="2"/>
   </w:num>
-  <w:num w:numId="6">
+  <w:num w:numId="6" w16cid:durableId="861018581">
     <w:abstractNumId w:val="9"/>
   </w:num>
-  <w:num w:numId="7">
+  <w:num w:numId="7" w16cid:durableId="1840653349">
     <w:abstractNumId w:val="13"/>
   </w:num>
-  <w:num w:numId="8">
+  <w:num w:numId="8" w16cid:durableId="640616829">
     <w:abstractNumId w:val="1"/>
   </w:num>
-  <w:num w:numId="9">
+  <w:num w:numId="9" w16cid:durableId="1338074149">
     <w:abstractNumId w:val="6"/>
   </w:num>
-  <w:num w:numId="10">
+  <w:num w:numId="10" w16cid:durableId="1762405886">
     <w:abstractNumId w:val="4"/>
   </w:num>
-  <w:num w:numId="11">
+  <w:num w:numId="11" w16cid:durableId="1287204179">
     <w:abstractNumId w:val="5"/>
   </w:num>
-  <w:num w:numId="12">
+  <w:num w:numId="12" w16cid:durableId="313144158">
     <w:abstractNumId w:val="14"/>
   </w:num>
-  <w:num w:numId="13">
+  <w:num w:numId="13" w16cid:durableId="1032725372">
     <w:abstractNumId w:val="8"/>
   </w:num>
-  <w:num w:numId="14">
+  <w:num w:numId="14" w16cid:durableId="375661794">
     <w:abstractNumId w:val="12"/>
   </w:num>
-  <w:num w:numId="15">
+  <w:num w:numId="15" w16cid:durableId="2039042949">
     <w:abstractNumId w:val="7"/>
   </w:num>
-  <w:num w:numId="16">
+  <w:num w:numId="16" w16cid:durableId="662051119">
     <w:abstractNumId w:val="0"/>
   </w:num>
 </w:numbering>
 </file>
 
 <file path=word/styles.xml><?xml version="1.0" encoding="utf-8"?>
-<w:styles xmlns:mc="http://schemas.openxmlformats.org/markup-compatibility/2006" xmlns:r="http://schemas.openxmlformats.org/officeDocument/2006/relationships" xmlns:w="http://schemas.openxmlformats.org/wordprocessingml/2006/main" xmlns:w14="http://schemas.microsoft.com/office/word/2010/wordml" xmlns:w15="http://schemas.microsoft.com/office/word/2012/wordml" xmlns:w16cid="http://schemas.microsoft.com/office/word/2016/wordml/cid" xmlns:w16se="http://schemas.microsoft.com/office/word/2015/wordml/symex" mc:Ignorable="w14 w15 w16se w16cid">
+<w:styles xmlns:mc="http://schemas.openxmlformats.org/markup-compatibility/2006" xmlns:r="http://schemas.openxmlformats.org/officeDocument/2006/relationships" xmlns:w="http://schemas.openxmlformats.org/wordprocessingml/2006/main" xmlns:w14="http://schemas.microsoft.com/office/word/2010/wordml" xmlns:w15="http://schemas.microsoft.com/office/word/2012/wordml" xmlns:w16cex="http://schemas.microsoft.com/office/word/2018/wordml/cex" xmlns:w16cid="http://schemas.microsoft.com/office/word/2016/wordml/cid" xmlns:w16="http://schemas.microsoft.com/office/word/2018/wordml" xmlns:w16du="http://schemas.microsoft.com/office/word/2023/wordml/word16du" xmlns:w16sdtdh="http://schemas.microsoft.com/office/word/2020/wordml/sdtdatahash" xmlns:w16sdtfl="http://schemas.microsoft.com/office/word/2024/wordml/sdtformatlock" xmlns:w16se="http://schemas.microsoft.com/office/word/2015/wordml/symex" mc:Ignorable="w14 w15 w16se w16cid w16 w16cex w16sdtdh w16sdtfl w16du">
   <w:docDefaults>
     <w:rPrDefault>
       <w:rPr>
@@ -4991,7 +5065,7 @@
     </w:rPrDefault>
     <w:pPrDefault/>
   </w:docDefaults>
-  <w:latentStyles w:defLockedState="0" w:defUIPriority="99" w:defSemiHidden="0" w:defUnhideWhenUsed="0" w:defQFormat="0" w:count="375">
+  <w:latentStyles w:defLockedState="0" w:defUIPriority="99" w:defSemiHidden="0" w:defUnhideWhenUsed="0" w:defQFormat="0" w:count="376">
     <w:lsdException w:name="Normal" w:uiPriority="0" w:qFormat="1"/>
     <w:lsdException w:name="heading 1" w:uiPriority="9" w:qFormat="1"/>
     <w:lsdException w:name="heading 2" w:semiHidden="1" w:uiPriority="9" w:unhideWhenUsed="1" w:qFormat="1"/>
@@ -5367,6 +5441,7 @@
     <w:lsdException w:name="Smart Hyperlink" w:semiHidden="1" w:unhideWhenUsed="1"/>
     <w:lsdException w:name="Hashtag" w:semiHidden="1" w:unhideWhenUsed="1"/>
     <w:lsdException w:name="Unresolved Mention" w:semiHidden="1" w:unhideWhenUsed="1"/>
+    <w:lsdException w:name="Smart Link" w:semiHidden="1" w:unhideWhenUsed="1"/>
   </w:latentStyles>
   <w:style w:type="paragraph" w:default="1" w:styleId="Normal">
     <w:name w:val="Normal"/>
